--- a/PW1/Atividade 02 - Tipográfia Alunos.docx
+++ b/PW1/Atividade 02 - Tipográfia Alunos.docx
@@ -1,6 +1,6 @@
 
 <file path=word/document.xml><?xml version="1.0" encoding="utf-8"?>
-<w:document xmlns:wpc="http://schemas.microsoft.com/office/word/2010/wordprocessingCanvas" xmlns:cx="http://schemas.microsoft.com/office/drawing/2014/chartex" xmlns:mc="http://schemas.openxmlformats.org/markup-compatibility/2006" xmlns:o="urn:schemas-microsoft-com:office:office" xmlns:r="http://schemas.openxmlformats.org/officeDocument/2006/relationships" xmlns:m="http://schemas.openxmlformats.org/officeDocument/2006/math" xmlns:v="urn:schemas-microsoft-com:vml" xmlns:wp14="http://schemas.microsoft.com/office/word/2010/wordprocessingDrawing" xmlns:wp="http://schemas.openxmlformats.org/drawingml/2006/wordprocessingDrawing" xmlns:w10="urn:schemas-microsoft-com:office:word" xmlns:w="http://schemas.openxmlformats.org/wordprocessingml/2006/main" xmlns:w14="http://schemas.microsoft.com/office/word/2010/wordml" xmlns:w15="http://schemas.microsoft.com/office/word/2012/wordml" xmlns:w16se="http://schemas.microsoft.com/office/word/2015/wordml/symex" xmlns:wpg="http://schemas.microsoft.com/office/word/2010/wordprocessingGroup" xmlns:wpi="http://schemas.microsoft.com/office/word/2010/wordprocessingInk" xmlns:wne="http://schemas.microsoft.com/office/word/2006/wordml" xmlns:wps="http://schemas.microsoft.com/office/word/2010/wordprocessingShape" mc:Ignorable="w14 w15 w16se wp14">
+<w:document xmlns:wpc="http://schemas.microsoft.com/office/word/2010/wordprocessingCanvas" xmlns:cx="http://schemas.microsoft.com/office/drawing/2014/chartex" xmlns:cx1="http://schemas.microsoft.com/office/drawing/2015/9/8/chartex" xmlns:cx2="http://schemas.microsoft.com/office/drawing/2015/10/21/chartex" xmlns:cx3="http://schemas.microsoft.com/office/drawing/2016/5/9/chartex" xmlns:cx4="http://schemas.microsoft.com/office/drawing/2016/5/10/chartex" xmlns:cx5="http://schemas.microsoft.com/office/drawing/2016/5/11/chartex" xmlns:cx6="http://schemas.microsoft.com/office/drawing/2016/5/12/chartex" xmlns:cx7="http://schemas.microsoft.com/office/drawing/2016/5/13/chartex" xmlns:cx8="http://schemas.microsoft.com/office/drawing/2016/5/14/chartex" xmlns:mc="http://schemas.openxmlformats.org/markup-compatibility/2006" xmlns:aink="http://schemas.microsoft.com/office/drawing/2016/ink" xmlns:am3d="http://schemas.microsoft.com/office/drawing/2017/model3d" xmlns:o="urn:schemas-microsoft-com:office:office" xmlns:oel="http://schemas.microsoft.com/office/2019/extlst" xmlns:r="http://schemas.openxmlformats.org/officeDocument/2006/relationships" xmlns:m="http://schemas.openxmlformats.org/officeDocument/2006/math" xmlns:v="urn:schemas-microsoft-com:vml" xmlns:wp14="http://schemas.microsoft.com/office/word/2010/wordprocessingDrawing" xmlns:wp="http://schemas.openxmlformats.org/drawingml/2006/wordprocessingDrawing" xmlns:w10="urn:schemas-microsoft-com:office:word" xmlns:w="http://schemas.openxmlformats.org/wordprocessingml/2006/main" xmlns:w14="http://schemas.microsoft.com/office/word/2010/wordml" xmlns:w15="http://schemas.microsoft.com/office/word/2012/wordml" xmlns:w16cex="http://schemas.microsoft.com/office/word/2018/wordml/cex" xmlns:w16cid="http://schemas.microsoft.com/office/word/2016/wordml/cid" xmlns:w16="http://schemas.microsoft.com/office/word/2018/wordml" xmlns:w16sdtdh="http://schemas.microsoft.com/office/word/2020/wordml/sdtdatahash" xmlns:w16se="http://schemas.microsoft.com/office/word/2015/wordml/symex" xmlns:wpg="http://schemas.microsoft.com/office/word/2010/wordprocessingGroup" xmlns:wpi="http://schemas.microsoft.com/office/word/2010/wordprocessingInk" xmlns:wne="http://schemas.microsoft.com/office/word/2006/wordml" xmlns:wps="http://schemas.microsoft.com/office/word/2010/wordprocessingShape" mc:Ignorable="w14 w15 w16se w16cid w16 w16cex w16sdtdh wp14">
   <w:body>
     <w:p>
       <w:pPr>
@@ -170,7 +170,23 @@
           <w:sz w:val="24"/>
           <w:szCs w:val="24"/>
         </w:rPr>
-        <w:t>Elas são frequentemente utilizadas em livros, jornais e revistas devido à sua legibilidade. Além disso, transmitem uma sensação de tradição, autoridade e formalidade, tornando-se uma escolha popular para documentos oficiais, logotipos de empresas e materiais impressos.</w:t>
+        <w:t xml:space="preserve">Elas são frequentemente utilizadas em livros, jornais e revistas devido à sua legibilidade. Além disso, </w:t>
+      </w:r>
+      <w:proofErr w:type="spellStart"/>
+      <w:r>
+        <w:rPr>
+          <w:sz w:val="24"/>
+          <w:szCs w:val="24"/>
+        </w:rPr>
+        <w:t>transmitem</w:t>
+      </w:r>
+      <w:proofErr w:type="spellEnd"/>
+      <w:r>
+        <w:rPr>
+          <w:sz w:val="24"/>
+          <w:szCs w:val="24"/>
+        </w:rPr>
+        <w:t xml:space="preserve"> uma sensação de tradição, autoridade e formalidade, tornando-se uma escolha popular para documentos oficiais, logotipos de empresas e materiais impressos.</w:t>
       </w:r>
     </w:p>
     <w:p>
@@ -203,8 +219,17 @@
           <w:sz w:val="24"/>
           <w:szCs w:val="24"/>
         </w:rPr>
-        <w:t xml:space="preserve"> Garamond</w:t>
-      </w:r>
+        <w:t xml:space="preserve"> </w:t>
+      </w:r>
+      <w:proofErr w:type="spellStart"/>
+      <w:r>
+        <w:rPr>
+          <w:sz w:val="24"/>
+          <w:szCs w:val="24"/>
+        </w:rPr>
+        <w:t>Garamond</w:t>
+      </w:r>
+      <w:proofErr w:type="spellEnd"/>
     </w:p>
     <w:p>
       <w:r>
@@ -229,7 +254,27 @@
           <w:sz w:val="24"/>
           <w:szCs w:val="24"/>
         </w:rPr>
-        <w:t>Fontes Não Serifadas (Sans-serif) (1,0)</w:t>
+        <w:t>Fontes Não Serifadas (</w:t>
+      </w:r>
+      <w:proofErr w:type="spellStart"/>
+      <w:r>
+        <w:rPr>
+          <w:b/>
+          <w:bCs/>
+          <w:sz w:val="24"/>
+          <w:szCs w:val="24"/>
+        </w:rPr>
+        <w:t>Sans-serif</w:t>
+      </w:r>
+      <w:proofErr w:type="spellEnd"/>
+      <w:r>
+        <w:rPr>
+          <w:b/>
+          <w:bCs/>
+          <w:sz w:val="24"/>
+          <w:szCs w:val="24"/>
+        </w:rPr>
+        <w:t>) (1,0)</w:t>
       </w:r>
     </w:p>
     <w:p>
@@ -248,7 +293,55 @@
           <w:sz w:val="24"/>
           <w:szCs w:val="24"/>
         </w:rPr>
-        <w:t>uma fonte sem serifa , sans serif ( / ˈ s æ n ( z ) ˈsɛrɪf / ) , gótica , ou simplesmente sem serifa, é uma forma de letra que não possui características estendidas chamadas " serifas " nas extremidades dos traços.</w:t>
+        <w:t xml:space="preserve">uma fonte sem serifa , </w:t>
+      </w:r>
+      <w:proofErr w:type="spellStart"/>
+      <w:r>
+        <w:rPr>
+          <w:sz w:val="24"/>
+          <w:szCs w:val="24"/>
+        </w:rPr>
+        <w:t>sans</w:t>
+      </w:r>
+      <w:proofErr w:type="spellEnd"/>
+      <w:r>
+        <w:rPr>
+          <w:sz w:val="24"/>
+          <w:szCs w:val="24"/>
+        </w:rPr>
+        <w:t xml:space="preserve"> </w:t>
+      </w:r>
+      <w:proofErr w:type="spellStart"/>
+      <w:r>
+        <w:rPr>
+          <w:sz w:val="24"/>
+          <w:szCs w:val="24"/>
+        </w:rPr>
+        <w:t>serif</w:t>
+      </w:r>
+      <w:proofErr w:type="spellEnd"/>
+      <w:r>
+        <w:rPr>
+          <w:sz w:val="24"/>
+          <w:szCs w:val="24"/>
+        </w:rPr>
+        <w:t xml:space="preserve"> ( / ˈ s æ n ( z ) ˈ</w:t>
+      </w:r>
+      <w:proofErr w:type="spellStart"/>
+      <w:r>
+        <w:rPr>
+          <w:sz w:val="24"/>
+          <w:szCs w:val="24"/>
+        </w:rPr>
+        <w:t>sɛrɪf</w:t>
+      </w:r>
+      <w:proofErr w:type="spellEnd"/>
+      <w:r>
+        <w:rPr>
+          <w:sz w:val="24"/>
+          <w:szCs w:val="24"/>
+        </w:rPr>
+        <w:t xml:space="preserve"> / ) , gótica , ou simplesmente sem serifa, é uma forma de letra que não possui características estendidas chamadas " serifas " nas extremidades dos traços.</w:t>
       </w:r>
     </w:p>
     <w:p>
@@ -305,7 +398,23 @@
           <w:sz w:val="24"/>
           <w:szCs w:val="24"/>
         </w:rPr>
-        <w:t>§ Grotesca , § Neo-grotesca e</w:t>
+        <w:t xml:space="preserve">§ Grotesca , § </w:t>
+      </w:r>
+      <w:proofErr w:type="spellStart"/>
+      <w:r>
+        <w:rPr>
+          <w:sz w:val="24"/>
+          <w:szCs w:val="24"/>
+        </w:rPr>
+        <w:t>Neo-grotesca</w:t>
+      </w:r>
+      <w:proofErr w:type="spellEnd"/>
+      <w:r>
+        <w:rPr>
+          <w:sz w:val="24"/>
+          <w:szCs w:val="24"/>
+        </w:rPr>
+        <w:t xml:space="preserve"> e</w:t>
       </w:r>
       <w:r>
         <w:rPr>
@@ -348,7 +457,27 @@
           <w:sz w:val="24"/>
           <w:szCs w:val="24"/>
         </w:rPr>
-        <w:t xml:space="preserve"> Fontes Monoespaçadas (1,0)</w:t>
+        <w:t xml:space="preserve"> Fontes </w:t>
+      </w:r>
+      <w:proofErr w:type="spellStart"/>
+      <w:r>
+        <w:rPr>
+          <w:b/>
+          <w:bCs/>
+          <w:sz w:val="24"/>
+          <w:szCs w:val="24"/>
+        </w:rPr>
+        <w:t>Monoespaçadas</w:t>
+      </w:r>
+      <w:proofErr w:type="spellEnd"/>
+      <w:r>
+        <w:rPr>
+          <w:b/>
+          <w:bCs/>
+          <w:sz w:val="24"/>
+          <w:szCs w:val="24"/>
+        </w:rPr>
+        <w:t xml:space="preserve"> (1,0)</w:t>
       </w:r>
     </w:p>
     <w:p>
@@ -368,7 +497,23 @@
           <w:szCs w:val="24"/>
         </w:rPr>
         <w:lastRenderedPageBreak/>
-        <w:t>Uma fonte monoespaçada , também chamada de fonte de espaçamento fixo , largura fixa ou não proporcional , é uma fonte de computador cujas letras e caracteres ocupam a mesma quantidade de espaço horizontal.</w:t>
+        <w:t xml:space="preserve">Uma fonte </w:t>
+      </w:r>
+      <w:proofErr w:type="spellStart"/>
+      <w:r>
+        <w:rPr>
+          <w:sz w:val="24"/>
+          <w:szCs w:val="24"/>
+        </w:rPr>
+        <w:t>monoespaçada</w:t>
+      </w:r>
+      <w:proofErr w:type="spellEnd"/>
+      <w:r>
+        <w:rPr>
+          <w:sz w:val="24"/>
+          <w:szCs w:val="24"/>
+        </w:rPr>
+        <w:t xml:space="preserve"> , também chamada de fonte de espaçamento fixo , largura fixa ou não proporcional , é uma fonte de computador cujas letras e caracteres ocupam a mesma quantidade de espaço horizontal.</w:t>
       </w:r>
     </w:p>
     <w:p>
@@ -387,7 +532,23 @@
           <w:sz w:val="24"/>
           <w:szCs w:val="24"/>
         </w:rPr>
-        <w:t>Como mencionado anteriormente, o principal domínio onde as fontes monoespaçadas são utilizadas é a programação. Assim como acontece com qualquer outra fonte, muitas pessoas nessa área usam as fontes padrão.</w:t>
+        <w:t xml:space="preserve">Como mencionado anteriormente, o principal domínio onde as fontes </w:t>
+      </w:r>
+      <w:proofErr w:type="spellStart"/>
+      <w:r>
+        <w:rPr>
+          <w:sz w:val="24"/>
+          <w:szCs w:val="24"/>
+        </w:rPr>
+        <w:t>monoespaçadas</w:t>
+      </w:r>
+      <w:proofErr w:type="spellEnd"/>
+      <w:r>
+        <w:rPr>
+          <w:sz w:val="24"/>
+          <w:szCs w:val="24"/>
+        </w:rPr>
+        <w:t xml:space="preserve"> são utilizadas é a programação. Assim como acontece com qualquer outra fonte, muitas pessoas nessa área usam as fontes padrão.</w:t>
       </w:r>
     </w:p>
     <w:p>
@@ -406,7 +567,23 @@
           <w:sz w:val="24"/>
           <w:szCs w:val="24"/>
         </w:rPr>
-        <w:t>Courier, Space Mono e GT Pressura Mono</w:t>
+        <w:t xml:space="preserve">Courier, Space Mono e GT </w:t>
+      </w:r>
+      <w:proofErr w:type="spellStart"/>
+      <w:r>
+        <w:rPr>
+          <w:sz w:val="24"/>
+          <w:szCs w:val="24"/>
+        </w:rPr>
+        <w:t>Pressura</w:t>
+      </w:r>
+      <w:proofErr w:type="spellEnd"/>
+      <w:r>
+        <w:rPr>
+          <w:sz w:val="24"/>
+          <w:szCs w:val="24"/>
+        </w:rPr>
+        <w:t xml:space="preserve"> Mono</w:t>
       </w:r>
     </w:p>
     <w:p>
@@ -499,8 +676,33 @@
           <w:sz w:val="24"/>
           <w:szCs w:val="24"/>
         </w:rPr>
-        <w:t>Alex Brush, Sacramento e Allura</w:t>
-      </w:r>
+        <w:t xml:space="preserve">Alex </w:t>
+      </w:r>
+      <w:proofErr w:type="spellStart"/>
+      <w:r>
+        <w:rPr>
+          <w:sz w:val="24"/>
+          <w:szCs w:val="24"/>
+        </w:rPr>
+        <w:t>Brush</w:t>
+      </w:r>
+      <w:proofErr w:type="spellEnd"/>
+      <w:r>
+        <w:rPr>
+          <w:sz w:val="24"/>
+          <w:szCs w:val="24"/>
+        </w:rPr>
+        <w:t xml:space="preserve">, Sacramento e </w:t>
+      </w:r>
+      <w:proofErr w:type="spellStart"/>
+      <w:r>
+        <w:rPr>
+          <w:sz w:val="24"/>
+          <w:szCs w:val="24"/>
+        </w:rPr>
+        <w:t>Allura</w:t>
+      </w:r>
+      <w:proofErr w:type="spellEnd"/>
     </w:p>
     <w:p>
       <w:pPr>
@@ -602,8 +804,13 @@
         </w:rPr>
         <w:t xml:space="preserve"> </w:t>
       </w:r>
-      <w:bookmarkStart w:id="0" w:name="_GoBack"/>
-      <w:bookmarkEnd w:id="0"/>
+      <w:r>
+        <w:rPr>
+          <w:sz w:val="24"/>
+          <w:szCs w:val="24"/>
+        </w:rPr>
+        <w:t>Fontes display são indicadas para materiais que exigem alto impacto visual, destaque e personalidade, sendo projetadas para serem vistas em tamanhos grandes e não para leitura contínua. Devido ao seu design refinado ou detalhado, elas funcionam melhor em textos curtos, onde a legibilidade imediata não é o objetivo principal, mas sim a expressão de uma mensagem ou estilo.</w:t>
+      </w:r>
     </w:p>
     <w:p>
       <w:pPr>
@@ -616,22 +823,52 @@
           <w:szCs w:val="24"/>
         </w:rPr>
       </w:pPr>
-      <w:r>
-        <w:rPr>
-          <w:sz w:val="24"/>
-          <w:szCs w:val="24"/>
-        </w:rPr>
-        <w:t xml:space="preserve">Cite </w:t>
-      </w:r>
-      <w:r>
-        <w:rPr>
-          <w:b/>
-          <w:bCs/>
-          <w:sz w:val="24"/>
-          <w:szCs w:val="24"/>
-        </w:rPr>
-        <w:t>3 exemplos</w:t>
-      </w:r>
+      <w:proofErr w:type="spellStart"/>
+      <w:r>
+        <w:rPr>
+          <w:sz w:val="24"/>
+          <w:szCs w:val="24"/>
+        </w:rPr>
+        <w:t>Playfair</w:t>
+      </w:r>
+      <w:proofErr w:type="spellEnd"/>
+      <w:r>
+        <w:rPr>
+          <w:sz w:val="24"/>
+          <w:szCs w:val="24"/>
+        </w:rPr>
+        <w:t xml:space="preserve"> Display</w:t>
+      </w:r>
+      <w:r>
+        <w:rPr>
+          <w:sz w:val="24"/>
+          <w:szCs w:val="24"/>
+        </w:rPr>
+        <w:t xml:space="preserve">, </w:t>
+      </w:r>
+      <w:r>
+        <w:rPr>
+          <w:sz w:val="24"/>
+          <w:szCs w:val="24"/>
+        </w:rPr>
+        <w:t>Anton</w:t>
+      </w:r>
+      <w:r>
+        <w:rPr>
+          <w:sz w:val="24"/>
+          <w:szCs w:val="24"/>
+        </w:rPr>
+        <w:t xml:space="preserve"> e </w:t>
+      </w:r>
+      <w:proofErr w:type="spellStart"/>
+      <w:r>
+        <w:rPr>
+          <w:sz w:val="24"/>
+          <w:szCs w:val="24"/>
+        </w:rPr>
+        <w:t>Creepster</w:t>
+      </w:r>
+      <w:proofErr w:type="spellEnd"/>
       <w:r>
         <w:rPr>
           <w:sz w:val="24"/>
@@ -668,34 +905,84 @@
     </w:p>
     <w:p>
       <w:pPr>
-        <w:rPr>
-          <w:sz w:val="24"/>
-          <w:szCs w:val="24"/>
-        </w:rPr>
-      </w:pPr>
-      <w:r>
-        <w:rPr>
-          <w:sz w:val="24"/>
-          <w:szCs w:val="24"/>
-        </w:rPr>
-        <w:t xml:space="preserve">Escolha </w:t>
-      </w:r>
-      <w:r>
-        <w:rPr>
+        <w:pStyle w:val="PargrafodaLista"/>
+        <w:ind w:left="360"/>
+        <w:rPr>
+          <w:rFonts w:ascii="Verdana" w:hAnsi="Verdana"/>
+          <w:sz w:val="24"/>
+          <w:szCs w:val="24"/>
+        </w:rPr>
+      </w:pPr>
+    </w:p>
+    <w:p>
+      <w:pPr>
+        <w:pStyle w:val="PargrafodaLista"/>
+        <w:numPr>
+          <w:ilvl w:val="0"/>
+          <w:numId w:val="14"/>
+        </w:numPr>
+        <w:rPr>
+          <w:rFonts w:ascii="Verdana" w:hAnsi="Verdana"/>
+          <w:sz w:val="24"/>
+          <w:szCs w:val="24"/>
+        </w:rPr>
+      </w:pPr>
+      <w:r>
+        <w:rPr>
+          <w:rFonts w:ascii="Verdana" w:hAnsi="Verdana"/>
           <w:b/>
           <w:bCs/>
           <w:sz w:val="24"/>
           <w:szCs w:val="24"/>
         </w:rPr>
-        <w:t>1 fonte de cada família</w:t>
-      </w:r>
-      <w:r>
-        <w:rPr>
-          <w:sz w:val="24"/>
-          <w:szCs w:val="24"/>
-        </w:rPr>
-        <w:t xml:space="preserve"> e:</w:t>
-      </w:r>
+        <w:t>SERIFADAS:</w:t>
+      </w:r>
+    </w:p>
+    <w:p>
+      <w:pPr>
+        <w:pStyle w:val="PargrafodaLista"/>
+        <w:rPr>
+          <w:rFonts w:ascii="Verdana" w:hAnsi="Verdana"/>
+          <w:sz w:val="24"/>
+          <w:szCs w:val="24"/>
+        </w:rPr>
+      </w:pPr>
+    </w:p>
+    <w:p>
+      <w:pPr>
+        <w:pStyle w:val="PargrafodaLista"/>
+        <w:rPr>
+          <w:rFonts w:ascii="Georgia" w:hAnsi="Georgia"/>
+          <w:sz w:val="36"/>
+          <w:szCs w:val="36"/>
+        </w:rPr>
+      </w:pPr>
+      <w:r>
+        <w:rPr>
+          <w:rFonts w:ascii="Georgia" w:hAnsi="Georgia"/>
+          <w:sz w:val="36"/>
+          <w:szCs w:val="36"/>
+        </w:rPr>
+        <w:t>“Design também comunica</w:t>
+      </w:r>
+      <w:r>
+        <w:rPr>
+          <w:rFonts w:ascii="Georgia" w:hAnsi="Georgia"/>
+          <w:sz w:val="36"/>
+          <w:szCs w:val="36"/>
+        </w:rPr>
+        <w:t>”</w:t>
+      </w:r>
+    </w:p>
+    <w:p>
+      <w:pPr>
+        <w:ind w:left="720"/>
+        <w:rPr>
+          <w:rFonts w:ascii="Verdana" w:hAnsi="Verdana"/>
+          <w:sz w:val="24"/>
+          <w:szCs w:val="24"/>
+        </w:rPr>
+      </w:pPr>
     </w:p>
     <w:p>
       <w:pPr>
@@ -704,43 +991,6 @@
           <w:numId w:val="11"/>
         </w:numPr>
         <w:rPr>
-          <w:rFonts w:ascii="Verdana" w:hAnsi="Verdana"/>
-          <w:sz w:val="24"/>
-          <w:szCs w:val="24"/>
-        </w:rPr>
-      </w:pPr>
-      <w:r>
-        <w:rPr>
-          <w:sz w:val="24"/>
-          <w:szCs w:val="24"/>
-        </w:rPr>
-        <w:t>Escreva a frase:</w:t>
-      </w:r>
-      <w:r>
-        <w:rPr>
-          <w:sz w:val="24"/>
-          <w:szCs w:val="24"/>
-        </w:rPr>
-        <w:br/>
-      </w:r>
-      <w:r>
-        <w:rPr>
-          <w:rFonts w:ascii="Verdana" w:hAnsi="Verdana"/>
-          <w:b/>
-          <w:bCs/>
-          <w:sz w:val="24"/>
-          <w:szCs w:val="24"/>
-        </w:rPr>
-        <w:t>“Design também comunica.”</w:t>
-      </w:r>
-    </w:p>
-    <w:p>
-      <w:pPr>
-        <w:numPr>
-          <w:ilvl w:val="0"/>
-          <w:numId w:val="11"/>
-        </w:numPr>
-        <w:rPr>
           <w:sz w:val="24"/>
           <w:szCs w:val="24"/>
         </w:rPr>
@@ -848,7 +1098,23 @@
           <w:sz w:val="24"/>
           <w:szCs w:val="24"/>
         </w:rPr>
-        <w:t>Crie um pequeno layout (pode ser no Canva, PowerPoint ou papel) contendo:</w:t>
+        <w:t xml:space="preserve">Crie um pequeno layout (pode ser no </w:t>
+      </w:r>
+      <w:proofErr w:type="spellStart"/>
+      <w:r>
+        <w:rPr>
+          <w:sz w:val="24"/>
+          <w:szCs w:val="24"/>
+        </w:rPr>
+        <w:t>Canva</w:t>
+      </w:r>
+      <w:proofErr w:type="spellEnd"/>
+      <w:r>
+        <w:rPr>
+          <w:sz w:val="24"/>
+          <w:szCs w:val="24"/>
+        </w:rPr>
+        <w:t>, PowerPoint ou papel) contendo:</w:t>
       </w:r>
     </w:p>
     <w:p>
@@ -886,8 +1152,17 @@
           <w:sz w:val="24"/>
           <w:szCs w:val="24"/>
         </w:rPr>
-        <w:t>Um subtítulo usando fonte Sans-serif</w:t>
-      </w:r>
+        <w:t xml:space="preserve">Um subtítulo usando fonte </w:t>
+      </w:r>
+      <w:proofErr w:type="spellStart"/>
+      <w:r>
+        <w:rPr>
+          <w:sz w:val="24"/>
+          <w:szCs w:val="24"/>
+        </w:rPr>
+        <w:t>Sans-serif</w:t>
+      </w:r>
+      <w:proofErr w:type="spellEnd"/>
     </w:p>
     <w:p>
       <w:pPr>
@@ -924,8 +1199,17 @@
           <w:sz w:val="24"/>
           <w:szCs w:val="24"/>
         </w:rPr>
-        <w:t>Uma pequena simulação de código usando fonte Monoespaçada</w:t>
-      </w:r>
+        <w:t xml:space="preserve">Uma pequena simulação de código usando fonte </w:t>
+      </w:r>
+      <w:proofErr w:type="spellStart"/>
+      <w:r>
+        <w:rPr>
+          <w:sz w:val="24"/>
+          <w:szCs w:val="24"/>
+        </w:rPr>
+        <w:t>Monoespaçada</w:t>
+      </w:r>
+      <w:proofErr w:type="spellEnd"/>
     </w:p>
     <w:p/>
     <w:sectPr>
@@ -939,7 +1223,7 @@
 </file>
 
 <file path=word/numbering.xml><?xml version="1.0" encoding="utf-8"?>
-<w:numbering xmlns:wpc="http://schemas.microsoft.com/office/word/2010/wordprocessingCanvas" xmlns:cx="http://schemas.microsoft.com/office/drawing/2014/chartex" xmlns:mc="http://schemas.openxmlformats.org/markup-compatibility/2006" xmlns:o="urn:schemas-microsoft-com:office:office" xmlns:r="http://schemas.openxmlformats.org/officeDocument/2006/relationships" xmlns:m="http://schemas.openxmlformats.org/officeDocument/2006/math" xmlns:v="urn:schemas-microsoft-com:vml" xmlns:wp14="http://schemas.microsoft.com/office/word/2010/wordprocessingDrawing" xmlns:wp="http://schemas.openxmlformats.org/drawingml/2006/wordprocessingDrawing" xmlns:w10="urn:schemas-microsoft-com:office:word" xmlns:w="http://schemas.openxmlformats.org/wordprocessingml/2006/main" xmlns:w14="http://schemas.microsoft.com/office/word/2010/wordml" xmlns:w15="http://schemas.microsoft.com/office/word/2012/wordml" xmlns:w16se="http://schemas.microsoft.com/office/word/2015/wordml/symex" xmlns:wpg="http://schemas.microsoft.com/office/word/2010/wordprocessingGroup" xmlns:wpi="http://schemas.microsoft.com/office/word/2010/wordprocessingInk" xmlns:wne="http://schemas.microsoft.com/office/word/2006/wordml" xmlns:wps="http://schemas.microsoft.com/office/word/2010/wordprocessingShape" mc:Ignorable="w14 w15 w16se wp14">
+<w:numbering xmlns:wpc="http://schemas.microsoft.com/office/word/2010/wordprocessingCanvas" xmlns:cx="http://schemas.microsoft.com/office/drawing/2014/chartex" xmlns:cx1="http://schemas.microsoft.com/office/drawing/2015/9/8/chartex" xmlns:cx2="http://schemas.microsoft.com/office/drawing/2015/10/21/chartex" xmlns:cx3="http://schemas.microsoft.com/office/drawing/2016/5/9/chartex" xmlns:cx4="http://schemas.microsoft.com/office/drawing/2016/5/10/chartex" xmlns:cx5="http://schemas.microsoft.com/office/drawing/2016/5/11/chartex" xmlns:cx6="http://schemas.microsoft.com/office/drawing/2016/5/12/chartex" xmlns:cx7="http://schemas.microsoft.com/office/drawing/2016/5/13/chartex" xmlns:cx8="http://schemas.microsoft.com/office/drawing/2016/5/14/chartex" xmlns:mc="http://schemas.openxmlformats.org/markup-compatibility/2006" xmlns:aink="http://schemas.microsoft.com/office/drawing/2016/ink" xmlns:am3d="http://schemas.microsoft.com/office/drawing/2017/model3d" xmlns:o="urn:schemas-microsoft-com:office:office" xmlns:oel="http://schemas.microsoft.com/office/2019/extlst" xmlns:r="http://schemas.openxmlformats.org/officeDocument/2006/relationships" xmlns:m="http://schemas.openxmlformats.org/officeDocument/2006/math" xmlns:v="urn:schemas-microsoft-com:vml" xmlns:wp14="http://schemas.microsoft.com/office/word/2010/wordprocessingDrawing" xmlns:wp="http://schemas.openxmlformats.org/drawingml/2006/wordprocessingDrawing" xmlns:w10="urn:schemas-microsoft-com:office:word" xmlns:w="http://schemas.openxmlformats.org/wordprocessingml/2006/main" xmlns:w14="http://schemas.microsoft.com/office/word/2010/wordml" xmlns:w15="http://schemas.microsoft.com/office/word/2012/wordml" xmlns:w16cex="http://schemas.microsoft.com/office/word/2018/wordml/cex" xmlns:w16cid="http://schemas.microsoft.com/office/word/2016/wordml/cid" xmlns:w16="http://schemas.microsoft.com/office/word/2018/wordml" xmlns:w16sdtdh="http://schemas.microsoft.com/office/word/2020/wordml/sdtdatahash" xmlns:w16se="http://schemas.microsoft.com/office/word/2015/wordml/symex" xmlns:wpg="http://schemas.microsoft.com/office/word/2010/wordprocessingGroup" xmlns:wpi="http://schemas.microsoft.com/office/word/2010/wordprocessingInk" xmlns:wne="http://schemas.microsoft.com/office/word/2006/wordml" xmlns:wps="http://schemas.microsoft.com/office/word/2010/wordprocessingShape" mc:Ignorable="w14 w15 w16se w16cid w16 w16cex w16sdtdh wp14">
   <w:abstractNum w:abstractNumId="0" w15:restartNumberingAfterBreak="0">
     <w:nsid w:val="00AA3B21"/>
     <w:multiLevelType w:val="multilevel"/>
@@ -1835,6 +2119,95 @@
     </w:lvl>
   </w:abstractNum>
   <w:abstractNum w:abstractNumId="6" w15:restartNumberingAfterBreak="0">
+    <w:nsid w:val="18965574"/>
+    <w:multiLevelType w:val="hybridMultilevel"/>
+    <w:tmpl w:val="CFF6A746"/>
+    <w:lvl w:ilvl="0" w:tplc="AD726C64">
+      <w:start w:val="1"/>
+      <w:numFmt w:val="upperLetter"/>
+      <w:lvlText w:val="%1)"/>
+      <w:lvlJc w:val="left"/>
+      <w:pPr>
+        <w:ind w:left="720" w:hanging="360"/>
+      </w:pPr>
+      <w:rPr>
+        <w:rFonts w:hint="default"/>
+      </w:rPr>
+    </w:lvl>
+    <w:lvl w:ilvl="1" w:tplc="04160019" w:tentative="1">
+      <w:start w:val="1"/>
+      <w:numFmt w:val="lowerLetter"/>
+      <w:lvlText w:val="%2."/>
+      <w:lvlJc w:val="left"/>
+      <w:pPr>
+        <w:ind w:left="1440" w:hanging="360"/>
+      </w:pPr>
+    </w:lvl>
+    <w:lvl w:ilvl="2" w:tplc="0416001B" w:tentative="1">
+      <w:start w:val="1"/>
+      <w:numFmt w:val="lowerRoman"/>
+      <w:lvlText w:val="%3."/>
+      <w:lvlJc w:val="right"/>
+      <w:pPr>
+        <w:ind w:left="2160" w:hanging="180"/>
+      </w:pPr>
+    </w:lvl>
+    <w:lvl w:ilvl="3" w:tplc="0416000F" w:tentative="1">
+      <w:start w:val="1"/>
+      <w:numFmt w:val="decimal"/>
+      <w:lvlText w:val="%4."/>
+      <w:lvlJc w:val="left"/>
+      <w:pPr>
+        <w:ind w:left="2880" w:hanging="360"/>
+      </w:pPr>
+    </w:lvl>
+    <w:lvl w:ilvl="4" w:tplc="04160019" w:tentative="1">
+      <w:start w:val="1"/>
+      <w:numFmt w:val="lowerLetter"/>
+      <w:lvlText w:val="%5."/>
+      <w:lvlJc w:val="left"/>
+      <w:pPr>
+        <w:ind w:left="3600" w:hanging="360"/>
+      </w:pPr>
+    </w:lvl>
+    <w:lvl w:ilvl="5" w:tplc="0416001B" w:tentative="1">
+      <w:start w:val="1"/>
+      <w:numFmt w:val="lowerRoman"/>
+      <w:lvlText w:val="%6."/>
+      <w:lvlJc w:val="right"/>
+      <w:pPr>
+        <w:ind w:left="4320" w:hanging="180"/>
+      </w:pPr>
+    </w:lvl>
+    <w:lvl w:ilvl="6" w:tplc="0416000F" w:tentative="1">
+      <w:start w:val="1"/>
+      <w:numFmt w:val="decimal"/>
+      <w:lvlText w:val="%7."/>
+      <w:lvlJc w:val="left"/>
+      <w:pPr>
+        <w:ind w:left="5040" w:hanging="360"/>
+      </w:pPr>
+    </w:lvl>
+    <w:lvl w:ilvl="7" w:tplc="04160019" w:tentative="1">
+      <w:start w:val="1"/>
+      <w:numFmt w:val="lowerLetter"/>
+      <w:lvlText w:val="%8."/>
+      <w:lvlJc w:val="left"/>
+      <w:pPr>
+        <w:ind w:left="5760" w:hanging="360"/>
+      </w:pPr>
+    </w:lvl>
+    <w:lvl w:ilvl="8" w:tplc="0416001B" w:tentative="1">
+      <w:start w:val="1"/>
+      <w:numFmt w:val="lowerRoman"/>
+      <w:lvlText w:val="%9."/>
+      <w:lvlJc w:val="right"/>
+      <w:pPr>
+        <w:ind w:left="6480" w:hanging="180"/>
+      </w:pPr>
+    </w:lvl>
+  </w:abstractNum>
+  <w:abstractNum w:abstractNumId="7" w15:restartNumberingAfterBreak="0">
     <w:nsid w:val="19300A27"/>
     <w:multiLevelType w:val="multilevel"/>
     <w:tmpl w:val="376A4076"/>
@@ -1983,7 +2356,7 @@
       </w:rPr>
     </w:lvl>
   </w:abstractNum>
-  <w:abstractNum w:abstractNumId="7" w15:restartNumberingAfterBreak="0">
+  <w:abstractNum w:abstractNumId="8" w15:restartNumberingAfterBreak="0">
     <w:nsid w:val="23DB4EC4"/>
     <w:multiLevelType w:val="multilevel"/>
     <w:tmpl w:val="D0389368"/>
@@ -2132,7 +2505,7 @@
       </w:rPr>
     </w:lvl>
   </w:abstractNum>
-  <w:abstractNum w:abstractNumId="8" w15:restartNumberingAfterBreak="0">
+  <w:abstractNum w:abstractNumId="9" w15:restartNumberingAfterBreak="0">
     <w:nsid w:val="250908B5"/>
     <w:multiLevelType w:val="multilevel"/>
     <w:tmpl w:val="4B0A3D8C"/>
@@ -2281,7 +2654,7 @@
       </w:rPr>
     </w:lvl>
   </w:abstractNum>
-  <w:abstractNum w:abstractNumId="9" w15:restartNumberingAfterBreak="0">
+  <w:abstractNum w:abstractNumId="10" w15:restartNumberingAfterBreak="0">
     <w:nsid w:val="37BB3C95"/>
     <w:multiLevelType w:val="multilevel"/>
     <w:tmpl w:val="CF629986"/>
@@ -2430,7 +2803,93 @@
       </w:rPr>
     </w:lvl>
   </w:abstractNum>
-  <w:abstractNum w:abstractNumId="10" w15:restartNumberingAfterBreak="0">
+  <w:abstractNum w:abstractNumId="11" w15:restartNumberingAfterBreak="0">
+    <w:nsid w:val="509D5D4F"/>
+    <w:multiLevelType w:val="multilevel"/>
+    <w:tmpl w:val="0416001D"/>
+    <w:lvl w:ilvl="0">
+      <w:start w:val="1"/>
+      <w:numFmt w:val="decimal"/>
+      <w:lvlText w:val="%1)"/>
+      <w:lvlJc w:val="left"/>
+      <w:pPr>
+        <w:ind w:left="360" w:hanging="360"/>
+      </w:pPr>
+    </w:lvl>
+    <w:lvl w:ilvl="1">
+      <w:start w:val="1"/>
+      <w:numFmt w:val="lowerLetter"/>
+      <w:lvlText w:val="%2)"/>
+      <w:lvlJc w:val="left"/>
+      <w:pPr>
+        <w:ind w:left="720" w:hanging="360"/>
+      </w:pPr>
+    </w:lvl>
+    <w:lvl w:ilvl="2">
+      <w:start w:val="1"/>
+      <w:numFmt w:val="lowerRoman"/>
+      <w:lvlText w:val="%3)"/>
+      <w:lvlJc w:val="left"/>
+      <w:pPr>
+        <w:ind w:left="1080" w:hanging="360"/>
+      </w:pPr>
+    </w:lvl>
+    <w:lvl w:ilvl="3">
+      <w:start w:val="1"/>
+      <w:numFmt w:val="decimal"/>
+      <w:lvlText w:val="(%4)"/>
+      <w:lvlJc w:val="left"/>
+      <w:pPr>
+        <w:ind w:left="1440" w:hanging="360"/>
+      </w:pPr>
+    </w:lvl>
+    <w:lvl w:ilvl="4">
+      <w:start w:val="1"/>
+      <w:numFmt w:val="lowerLetter"/>
+      <w:lvlText w:val="(%5)"/>
+      <w:lvlJc w:val="left"/>
+      <w:pPr>
+        <w:ind w:left="1800" w:hanging="360"/>
+      </w:pPr>
+    </w:lvl>
+    <w:lvl w:ilvl="5">
+      <w:start w:val="1"/>
+      <w:numFmt w:val="lowerRoman"/>
+      <w:lvlText w:val="(%6)"/>
+      <w:lvlJc w:val="left"/>
+      <w:pPr>
+        <w:ind w:left="2160" w:hanging="360"/>
+      </w:pPr>
+    </w:lvl>
+    <w:lvl w:ilvl="6">
+      <w:start w:val="1"/>
+      <w:numFmt w:val="decimal"/>
+      <w:lvlText w:val="%7."/>
+      <w:lvlJc w:val="left"/>
+      <w:pPr>
+        <w:ind w:left="2520" w:hanging="360"/>
+      </w:pPr>
+    </w:lvl>
+    <w:lvl w:ilvl="7">
+      <w:start w:val="1"/>
+      <w:numFmt w:val="lowerLetter"/>
+      <w:lvlText w:val="%8."/>
+      <w:lvlJc w:val="left"/>
+      <w:pPr>
+        <w:ind w:left="2880" w:hanging="360"/>
+      </w:pPr>
+    </w:lvl>
+    <w:lvl w:ilvl="8">
+      <w:start w:val="1"/>
+      <w:numFmt w:val="lowerRoman"/>
+      <w:lvlText w:val="%9."/>
+      <w:lvlJc w:val="left"/>
+      <w:pPr>
+        <w:ind w:left="3240" w:hanging="360"/>
+      </w:pPr>
+    </w:lvl>
+  </w:abstractNum>
+  <w:abstractNum w:abstractNumId="12" w15:restartNumberingAfterBreak="0">
     <w:nsid w:val="6E46541C"/>
     <w:multiLevelType w:val="multilevel"/>
     <w:tmpl w:val="F45888F8"/>
@@ -2579,164 +3038,143 @@
       </w:rPr>
     </w:lvl>
   </w:abstractNum>
-  <w:abstractNum w:abstractNumId="11" w15:restartNumberingAfterBreak="0">
+  <w:abstractNum w:abstractNumId="13" w15:restartNumberingAfterBreak="0">
     <w:nsid w:val="79C07E99"/>
     <w:multiLevelType w:val="multilevel"/>
-    <w:tmpl w:val="0968380E"/>
+    <w:tmpl w:val="0416001D"/>
     <w:lvl w:ilvl="0">
       <w:start w:val="1"/>
       <w:numFmt w:val="decimal"/>
-      <w:lvlText w:val="%1."/>
-      <w:lvlJc w:val="left"/>
-      <w:pPr>
-        <w:tabs>
-          <w:tab w:val="num" w:pos="720"/>
-        </w:tabs>
+      <w:lvlText w:val="%1)"/>
+      <w:lvlJc w:val="left"/>
+      <w:pPr>
+        <w:ind w:left="360" w:hanging="360"/>
+      </w:pPr>
+    </w:lvl>
+    <w:lvl w:ilvl="1">
+      <w:start w:val="1"/>
+      <w:numFmt w:val="lowerLetter"/>
+      <w:lvlText w:val="%2)"/>
+      <w:lvlJc w:val="left"/>
+      <w:pPr>
         <w:ind w:left="720" w:hanging="360"/>
       </w:pPr>
-    </w:lvl>
-    <w:lvl w:ilvl="1">
-      <w:start w:val="1"/>
-      <w:numFmt w:val="bullet"/>
-      <w:lvlText w:val="o"/>
-      <w:lvlJc w:val="left"/>
-      <w:pPr>
-        <w:tabs>
-          <w:tab w:val="num" w:pos="1440"/>
-        </w:tabs>
+      <w:rPr>
+        <w:rFonts w:hint="default"/>
+        <w:sz w:val="20"/>
+      </w:rPr>
+    </w:lvl>
+    <w:lvl w:ilvl="2">
+      <w:start w:val="1"/>
+      <w:numFmt w:val="lowerRoman"/>
+      <w:lvlText w:val="%3)"/>
+      <w:lvlJc w:val="left"/>
+      <w:pPr>
+        <w:ind w:left="1080" w:hanging="360"/>
+      </w:pPr>
+    </w:lvl>
+    <w:lvl w:ilvl="3">
+      <w:start w:val="1"/>
+      <w:numFmt w:val="decimal"/>
+      <w:lvlText w:val="(%4)"/>
+      <w:lvlJc w:val="left"/>
+      <w:pPr>
         <w:ind w:left="1440" w:hanging="360"/>
       </w:pPr>
-      <w:rPr>
-        <w:rFonts w:ascii="Courier New" w:hAnsi="Courier New" w:hint="default"/>
-        <w:sz w:val="20"/>
-      </w:rPr>
-    </w:lvl>
-    <w:lvl w:ilvl="2" w:tentative="1">
-      <w:start w:val="1"/>
-      <w:numFmt w:val="decimal"/>
-      <w:lvlText w:val="%3."/>
-      <w:lvlJc w:val="left"/>
-      <w:pPr>
-        <w:tabs>
-          <w:tab w:val="num" w:pos="2160"/>
-        </w:tabs>
+    </w:lvl>
+    <w:lvl w:ilvl="4">
+      <w:start w:val="1"/>
+      <w:numFmt w:val="lowerLetter"/>
+      <w:lvlText w:val="(%5)"/>
+      <w:lvlJc w:val="left"/>
+      <w:pPr>
+        <w:ind w:left="1800" w:hanging="360"/>
+      </w:pPr>
+    </w:lvl>
+    <w:lvl w:ilvl="5">
+      <w:start w:val="1"/>
+      <w:numFmt w:val="lowerRoman"/>
+      <w:lvlText w:val="(%6)"/>
+      <w:lvlJc w:val="left"/>
+      <w:pPr>
         <w:ind w:left="2160" w:hanging="360"/>
       </w:pPr>
     </w:lvl>
-    <w:lvl w:ilvl="3" w:tentative="1">
-      <w:start w:val="1"/>
-      <w:numFmt w:val="decimal"/>
-      <w:lvlText w:val="%4."/>
-      <w:lvlJc w:val="left"/>
-      <w:pPr>
-        <w:tabs>
-          <w:tab w:val="num" w:pos="2880"/>
-        </w:tabs>
-        <w:ind w:left="2880" w:hanging="360"/>
-      </w:pPr>
-    </w:lvl>
-    <w:lvl w:ilvl="4" w:tentative="1">
-      <w:start w:val="1"/>
-      <w:numFmt w:val="decimal"/>
-      <w:lvlText w:val="%5."/>
-      <w:lvlJc w:val="left"/>
-      <w:pPr>
-        <w:tabs>
-          <w:tab w:val="num" w:pos="3600"/>
-        </w:tabs>
-        <w:ind w:left="3600" w:hanging="360"/>
-      </w:pPr>
-    </w:lvl>
-    <w:lvl w:ilvl="5" w:tentative="1">
-      <w:start w:val="1"/>
-      <w:numFmt w:val="decimal"/>
-      <w:lvlText w:val="%6."/>
-      <w:lvlJc w:val="left"/>
-      <w:pPr>
-        <w:tabs>
-          <w:tab w:val="num" w:pos="4320"/>
-        </w:tabs>
-        <w:ind w:left="4320" w:hanging="360"/>
-      </w:pPr>
-    </w:lvl>
-    <w:lvl w:ilvl="6" w:tentative="1">
+    <w:lvl w:ilvl="6">
       <w:start w:val="1"/>
       <w:numFmt w:val="decimal"/>
       <w:lvlText w:val="%7."/>
       <w:lvlJc w:val="left"/>
       <w:pPr>
-        <w:tabs>
-          <w:tab w:val="num" w:pos="5040"/>
-        </w:tabs>
-        <w:ind w:left="5040" w:hanging="360"/>
-      </w:pPr>
-    </w:lvl>
-    <w:lvl w:ilvl="7" w:tentative="1">
-      <w:start w:val="1"/>
-      <w:numFmt w:val="decimal"/>
+        <w:ind w:left="2520" w:hanging="360"/>
+      </w:pPr>
+    </w:lvl>
+    <w:lvl w:ilvl="7">
+      <w:start w:val="1"/>
+      <w:numFmt w:val="lowerLetter"/>
       <w:lvlText w:val="%8."/>
       <w:lvlJc w:val="left"/>
       <w:pPr>
-        <w:tabs>
-          <w:tab w:val="num" w:pos="5760"/>
-        </w:tabs>
-        <w:ind w:left="5760" w:hanging="360"/>
-      </w:pPr>
-    </w:lvl>
-    <w:lvl w:ilvl="8" w:tentative="1">
-      <w:start w:val="1"/>
-      <w:numFmt w:val="decimal"/>
+        <w:ind w:left="2880" w:hanging="360"/>
+      </w:pPr>
+    </w:lvl>
+    <w:lvl w:ilvl="8">
+      <w:start w:val="1"/>
+      <w:numFmt w:val="lowerRoman"/>
       <w:lvlText w:val="%9."/>
       <w:lvlJc w:val="left"/>
       <w:pPr>
-        <w:tabs>
-          <w:tab w:val="num" w:pos="6480"/>
-        </w:tabs>
-        <w:ind w:left="6480" w:hanging="360"/>
+        <w:ind w:left="3240" w:hanging="360"/>
       </w:pPr>
     </w:lvl>
   </w:abstractNum>
-  <w:num w:numId="1">
+  <w:num w:numId="1" w16cid:durableId="2140877922">
     <w:abstractNumId w:val="1"/>
   </w:num>
-  <w:num w:numId="2">
+  <w:num w:numId="2" w16cid:durableId="2008750815">
     <w:abstractNumId w:val="0"/>
   </w:num>
-  <w:num w:numId="3">
+  <w:num w:numId="3" w16cid:durableId="888343496">
     <w:abstractNumId w:val="4"/>
   </w:num>
-  <w:num w:numId="4">
+  <w:num w:numId="4" w16cid:durableId="873619892">
+    <w:abstractNumId w:val="9"/>
+  </w:num>
+  <w:num w:numId="5" w16cid:durableId="1288321319">
+    <w:abstractNumId w:val="10"/>
+  </w:num>
+  <w:num w:numId="6" w16cid:durableId="752900934">
+    <w:abstractNumId w:val="12"/>
+  </w:num>
+  <w:num w:numId="7" w16cid:durableId="1534419880">
+    <w:abstractNumId w:val="3"/>
+  </w:num>
+  <w:num w:numId="8" w16cid:durableId="1485588485">
     <w:abstractNumId w:val="8"/>
   </w:num>
-  <w:num w:numId="5">
-    <w:abstractNumId w:val="9"/>
-  </w:num>
-  <w:num w:numId="6">
-    <w:abstractNumId w:val="10"/>
-  </w:num>
-  <w:num w:numId="7">
-    <w:abstractNumId w:val="3"/>
-  </w:num>
-  <w:num w:numId="8">
+  <w:num w:numId="9" w16cid:durableId="941883865">
     <w:abstractNumId w:val="7"/>
   </w:num>
-  <w:num w:numId="9">
-    <w:abstractNumId w:val="6"/>
-  </w:num>
-  <w:num w:numId="10">
+  <w:num w:numId="10" w16cid:durableId="168643108">
     <w:abstractNumId w:val="5"/>
   </w:num>
-  <w:num w:numId="11">
+  <w:num w:numId="11" w16cid:durableId="355078740">
+    <w:abstractNumId w:val="13"/>
+  </w:num>
+  <w:num w:numId="12" w16cid:durableId="2130124184">
+    <w:abstractNumId w:val="2"/>
+  </w:num>
+  <w:num w:numId="13" w16cid:durableId="1159612519">
     <w:abstractNumId w:val="11"/>
   </w:num>
-  <w:num w:numId="12">
-    <w:abstractNumId w:val="2"/>
+  <w:num w:numId="14" w16cid:durableId="974945326">
+    <w:abstractNumId w:val="6"/>
   </w:num>
 </w:numbering>
 </file>
 
 <file path=word/styles.xml><?xml version="1.0" encoding="utf-8"?>
-<w:styles xmlns:mc="http://schemas.openxmlformats.org/markup-compatibility/2006" xmlns:r="http://schemas.openxmlformats.org/officeDocument/2006/relationships" xmlns:w="http://schemas.openxmlformats.org/wordprocessingml/2006/main" xmlns:w14="http://schemas.microsoft.com/office/word/2010/wordml" xmlns:w15="http://schemas.microsoft.com/office/word/2012/wordml" xmlns:w16se="http://schemas.microsoft.com/office/word/2015/wordml/symex" mc:Ignorable="w14 w15 w16se">
+<w:styles xmlns:mc="http://schemas.openxmlformats.org/markup-compatibility/2006" xmlns:r="http://schemas.openxmlformats.org/officeDocument/2006/relationships" xmlns:w="http://schemas.openxmlformats.org/wordprocessingml/2006/main" xmlns:w14="http://schemas.microsoft.com/office/word/2010/wordml" xmlns:w15="http://schemas.microsoft.com/office/word/2012/wordml" xmlns:w16cex="http://schemas.microsoft.com/office/word/2018/wordml/cex" xmlns:w16cid="http://schemas.microsoft.com/office/word/2016/wordml/cid" xmlns:w16="http://schemas.microsoft.com/office/word/2018/wordml" xmlns:w16sdtdh="http://schemas.microsoft.com/office/word/2020/wordml/sdtdatahash" xmlns:w16se="http://schemas.microsoft.com/office/word/2015/wordml/symex" mc:Ignorable="w14 w15 w16se w16cid w16 w16cex w16sdtdh">
   <w:docDefaults>
     <w:rPrDefault>
       <w:rPr>
@@ -2754,7 +3192,7 @@
       </w:pPr>
     </w:pPrDefault>
   </w:docDefaults>
-  <w:latentStyles w:defLockedState="0" w:defUIPriority="99" w:defSemiHidden="0" w:defUnhideWhenUsed="0" w:defQFormat="0" w:count="371">
+  <w:latentStyles w:defLockedState="0" w:defUIPriority="99" w:defSemiHidden="0" w:defUnhideWhenUsed="0" w:defQFormat="0" w:count="376">
     <w:lsdException w:name="Normal" w:uiPriority="0" w:qFormat="1"/>
     <w:lsdException w:name="heading 1" w:uiPriority="9" w:qFormat="1"/>
     <w:lsdException w:name="heading 2" w:semiHidden="1" w:uiPriority="9" w:unhideWhenUsed="1" w:qFormat="1"/>
@@ -3126,6 +3564,11 @@
     <w:lsdException w:name="List Table 5 Dark Accent 6" w:uiPriority="50"/>
     <w:lsdException w:name="List Table 6 Colorful Accent 6" w:uiPriority="51"/>
     <w:lsdException w:name="List Table 7 Colorful Accent 6" w:uiPriority="52"/>
+    <w:lsdException w:name="Mention" w:semiHidden="1" w:unhideWhenUsed="1"/>
+    <w:lsdException w:name="Smart Hyperlink" w:semiHidden="1" w:unhideWhenUsed="1"/>
+    <w:lsdException w:name="Hashtag" w:semiHidden="1" w:unhideWhenUsed="1"/>
+    <w:lsdException w:name="Unresolved Mention" w:semiHidden="1" w:unhideWhenUsed="1"/>
+    <w:lsdException w:name="Smart Link" w:semiHidden="1" w:unhideWhenUsed="1"/>
   </w:latentStyles>
   <w:style w:type="paragraph" w:default="1" w:styleId="Normal">
     <w:name w:val="Normal"/>
@@ -3333,7 +3776,6 @@
   <w:style w:type="character" w:default="1" w:styleId="Fontepargpadro">
     <w:name w:val="Default Paragraph Font"/>
     <w:uiPriority w:val="1"/>
-    <w:semiHidden/>
     <w:unhideWhenUsed/>
   </w:style>
   <w:style w:type="table" w:default="1" w:styleId="Tabelanormal">

--- a/PW1/Atividade 02 - Tipográfia Alunos.docx
+++ b/PW1/Atividade 02 - Tipográfia Alunos.docx
@@ -1,6 +1,6 @@
 
 <file path=word/document.xml><?xml version="1.0" encoding="utf-8"?>
-<w:document xmlns:wpc="http://schemas.microsoft.com/office/word/2010/wordprocessingCanvas" xmlns:cx="http://schemas.microsoft.com/office/drawing/2014/chartex" xmlns:cx1="http://schemas.microsoft.com/office/drawing/2015/9/8/chartex" xmlns:cx2="http://schemas.microsoft.com/office/drawing/2015/10/21/chartex" xmlns:cx3="http://schemas.microsoft.com/office/drawing/2016/5/9/chartex" xmlns:cx4="http://schemas.microsoft.com/office/drawing/2016/5/10/chartex" xmlns:cx5="http://schemas.microsoft.com/office/drawing/2016/5/11/chartex" xmlns:cx6="http://schemas.microsoft.com/office/drawing/2016/5/12/chartex" xmlns:cx7="http://schemas.microsoft.com/office/drawing/2016/5/13/chartex" xmlns:cx8="http://schemas.microsoft.com/office/drawing/2016/5/14/chartex" xmlns:mc="http://schemas.openxmlformats.org/markup-compatibility/2006" xmlns:aink="http://schemas.microsoft.com/office/drawing/2016/ink" xmlns:am3d="http://schemas.microsoft.com/office/drawing/2017/model3d" xmlns:o="urn:schemas-microsoft-com:office:office" xmlns:oel="http://schemas.microsoft.com/office/2019/extlst" xmlns:r="http://schemas.openxmlformats.org/officeDocument/2006/relationships" xmlns:m="http://schemas.openxmlformats.org/officeDocument/2006/math" xmlns:v="urn:schemas-microsoft-com:vml" xmlns:wp14="http://schemas.microsoft.com/office/word/2010/wordprocessingDrawing" xmlns:wp="http://schemas.openxmlformats.org/drawingml/2006/wordprocessingDrawing" xmlns:w10="urn:schemas-microsoft-com:office:word" xmlns:w="http://schemas.openxmlformats.org/wordprocessingml/2006/main" xmlns:w14="http://schemas.microsoft.com/office/word/2010/wordml" xmlns:w15="http://schemas.microsoft.com/office/word/2012/wordml" xmlns:w16cex="http://schemas.microsoft.com/office/word/2018/wordml/cex" xmlns:w16cid="http://schemas.microsoft.com/office/word/2016/wordml/cid" xmlns:w16="http://schemas.microsoft.com/office/word/2018/wordml" xmlns:w16sdtdh="http://schemas.microsoft.com/office/word/2020/wordml/sdtdatahash" xmlns:w16se="http://schemas.microsoft.com/office/word/2015/wordml/symex" xmlns:wpg="http://schemas.microsoft.com/office/word/2010/wordprocessingGroup" xmlns:wpi="http://schemas.microsoft.com/office/word/2010/wordprocessingInk" xmlns:wne="http://schemas.microsoft.com/office/word/2006/wordml" xmlns:wps="http://schemas.microsoft.com/office/word/2010/wordprocessingShape" mc:Ignorable="w14 w15 w16se w16cid w16 w16cex w16sdtdh wp14">
+<w:document xmlns:wpc="http://schemas.microsoft.com/office/word/2010/wordprocessingCanvas" xmlns:cx="http://schemas.microsoft.com/office/drawing/2014/chartex" xmlns:mc="http://schemas.openxmlformats.org/markup-compatibility/2006" xmlns:o="urn:schemas-microsoft-com:office:office" xmlns:r="http://schemas.openxmlformats.org/officeDocument/2006/relationships" xmlns:m="http://schemas.openxmlformats.org/officeDocument/2006/math" xmlns:v="urn:schemas-microsoft-com:vml" xmlns:wp14="http://schemas.microsoft.com/office/word/2010/wordprocessingDrawing" xmlns:wp="http://schemas.openxmlformats.org/drawingml/2006/wordprocessingDrawing" xmlns:w10="urn:schemas-microsoft-com:office:word" xmlns:w="http://schemas.openxmlformats.org/wordprocessingml/2006/main" xmlns:w14="http://schemas.microsoft.com/office/word/2010/wordml" xmlns:w15="http://schemas.microsoft.com/office/word/2012/wordml" xmlns:w16se="http://schemas.microsoft.com/office/word/2015/wordml/symex" xmlns:wpg="http://schemas.microsoft.com/office/word/2010/wordprocessingGroup" xmlns:wpi="http://schemas.microsoft.com/office/word/2010/wordprocessingInk" xmlns:wne="http://schemas.microsoft.com/office/word/2006/wordml" xmlns:wps="http://schemas.microsoft.com/office/word/2010/wordprocessingShape" mc:Ignorable="w14 w15 w16se wp14">
   <w:body>
     <w:p>
       <w:pPr>
@@ -170,23 +170,7 @@
           <w:sz w:val="24"/>
           <w:szCs w:val="24"/>
         </w:rPr>
-        <w:t xml:space="preserve">Elas são frequentemente utilizadas em livros, jornais e revistas devido à sua legibilidade. Além disso, </w:t>
-      </w:r>
-      <w:proofErr w:type="spellStart"/>
-      <w:r>
-        <w:rPr>
-          <w:sz w:val="24"/>
-          <w:szCs w:val="24"/>
-        </w:rPr>
-        <w:t>transmitem</w:t>
-      </w:r>
-      <w:proofErr w:type="spellEnd"/>
-      <w:r>
-        <w:rPr>
-          <w:sz w:val="24"/>
-          <w:szCs w:val="24"/>
-        </w:rPr>
-        <w:t xml:space="preserve"> uma sensação de tradição, autoridade e formalidade, tornando-se uma escolha popular para documentos oficiais, logotipos de empresas e materiais impressos.</w:t>
+        <w:t>Elas são frequentemente utilizadas em livros, jornais e revistas devido à sua legibilidade. Além disso, transmitem uma sensação de tradição, autoridade e formalidade, tornando-se uma escolha popular para documentos oficiais, logotipos de empresas e materiais impressos.</w:t>
       </w:r>
     </w:p>
     <w:p>
@@ -219,17 +203,8 @@
           <w:sz w:val="24"/>
           <w:szCs w:val="24"/>
         </w:rPr>
-        <w:t xml:space="preserve"> </w:t>
-      </w:r>
-      <w:proofErr w:type="spellStart"/>
-      <w:r>
-        <w:rPr>
-          <w:sz w:val="24"/>
-          <w:szCs w:val="24"/>
-        </w:rPr>
-        <w:t>Garamond</w:t>
-      </w:r>
-      <w:proofErr w:type="spellEnd"/>
+        <w:t xml:space="preserve"> Garamond</w:t>
+      </w:r>
     </w:p>
     <w:p>
       <w:r>
@@ -254,27 +229,7 @@
           <w:sz w:val="24"/>
           <w:szCs w:val="24"/>
         </w:rPr>
-        <w:t>Fontes Não Serifadas (</w:t>
-      </w:r>
-      <w:proofErr w:type="spellStart"/>
-      <w:r>
-        <w:rPr>
-          <w:b/>
-          <w:bCs/>
-          <w:sz w:val="24"/>
-          <w:szCs w:val="24"/>
-        </w:rPr>
-        <w:t>Sans-serif</w:t>
-      </w:r>
-      <w:proofErr w:type="spellEnd"/>
-      <w:r>
-        <w:rPr>
-          <w:b/>
-          <w:bCs/>
-          <w:sz w:val="24"/>
-          <w:szCs w:val="24"/>
-        </w:rPr>
-        <w:t>) (1,0)</w:t>
+        <w:t>Fontes Não Serifadas (Sans-serif) (1,0)</w:t>
       </w:r>
     </w:p>
     <w:p>
@@ -293,55 +248,7 @@
           <w:sz w:val="24"/>
           <w:szCs w:val="24"/>
         </w:rPr>
-        <w:t xml:space="preserve">uma fonte sem serifa , </w:t>
-      </w:r>
-      <w:proofErr w:type="spellStart"/>
-      <w:r>
-        <w:rPr>
-          <w:sz w:val="24"/>
-          <w:szCs w:val="24"/>
-        </w:rPr>
-        <w:t>sans</w:t>
-      </w:r>
-      <w:proofErr w:type="spellEnd"/>
-      <w:r>
-        <w:rPr>
-          <w:sz w:val="24"/>
-          <w:szCs w:val="24"/>
-        </w:rPr>
-        <w:t xml:space="preserve"> </w:t>
-      </w:r>
-      <w:proofErr w:type="spellStart"/>
-      <w:r>
-        <w:rPr>
-          <w:sz w:val="24"/>
-          <w:szCs w:val="24"/>
-        </w:rPr>
-        <w:t>serif</w:t>
-      </w:r>
-      <w:proofErr w:type="spellEnd"/>
-      <w:r>
-        <w:rPr>
-          <w:sz w:val="24"/>
-          <w:szCs w:val="24"/>
-        </w:rPr>
-        <w:t xml:space="preserve"> ( / ˈ s æ n ( z ) ˈ</w:t>
-      </w:r>
-      <w:proofErr w:type="spellStart"/>
-      <w:r>
-        <w:rPr>
-          <w:sz w:val="24"/>
-          <w:szCs w:val="24"/>
-        </w:rPr>
-        <w:t>sɛrɪf</w:t>
-      </w:r>
-      <w:proofErr w:type="spellEnd"/>
-      <w:r>
-        <w:rPr>
-          <w:sz w:val="24"/>
-          <w:szCs w:val="24"/>
-        </w:rPr>
-        <w:t xml:space="preserve"> / ) , gótica , ou simplesmente sem serifa, é uma forma de letra que não possui características estendidas chamadas " serifas " nas extremidades dos traços.</w:t>
+        <w:t>uma fonte sem serifa , sans serif ( / ˈ s æ n ( z ) ˈsɛrɪf / ) , gótica , ou simplesmente sem serifa, é uma forma de letra que não possui características estendidas chamadas " serifas " nas extremidades dos traços.</w:t>
       </w:r>
     </w:p>
     <w:p>
@@ -398,23 +305,7 @@
           <w:sz w:val="24"/>
           <w:szCs w:val="24"/>
         </w:rPr>
-        <w:t xml:space="preserve">§ Grotesca , § </w:t>
-      </w:r>
-      <w:proofErr w:type="spellStart"/>
-      <w:r>
-        <w:rPr>
-          <w:sz w:val="24"/>
-          <w:szCs w:val="24"/>
-        </w:rPr>
-        <w:t>Neo-grotesca</w:t>
-      </w:r>
-      <w:proofErr w:type="spellEnd"/>
-      <w:r>
-        <w:rPr>
-          <w:sz w:val="24"/>
-          <w:szCs w:val="24"/>
-        </w:rPr>
-        <w:t xml:space="preserve"> e</w:t>
+        <w:t>§ Grotesca , § Neo-grotesca e</w:t>
       </w:r>
       <w:r>
         <w:rPr>
@@ -457,27 +348,7 @@
           <w:sz w:val="24"/>
           <w:szCs w:val="24"/>
         </w:rPr>
-        <w:t xml:space="preserve"> Fontes </w:t>
-      </w:r>
-      <w:proofErr w:type="spellStart"/>
-      <w:r>
-        <w:rPr>
-          <w:b/>
-          <w:bCs/>
-          <w:sz w:val="24"/>
-          <w:szCs w:val="24"/>
-        </w:rPr>
-        <w:t>Monoespaçadas</w:t>
-      </w:r>
-      <w:proofErr w:type="spellEnd"/>
-      <w:r>
-        <w:rPr>
-          <w:b/>
-          <w:bCs/>
-          <w:sz w:val="24"/>
-          <w:szCs w:val="24"/>
-        </w:rPr>
-        <w:t xml:space="preserve"> (1,0)</w:t>
+        <w:t xml:space="preserve"> Fontes Monoespaçadas (1,0)</w:t>
       </w:r>
     </w:p>
     <w:p>
@@ -497,23 +368,7 @@
           <w:szCs w:val="24"/>
         </w:rPr>
         <w:lastRenderedPageBreak/>
-        <w:t xml:space="preserve">Uma fonte </w:t>
-      </w:r>
-      <w:proofErr w:type="spellStart"/>
-      <w:r>
-        <w:rPr>
-          <w:sz w:val="24"/>
-          <w:szCs w:val="24"/>
-        </w:rPr>
-        <w:t>monoespaçada</w:t>
-      </w:r>
-      <w:proofErr w:type="spellEnd"/>
-      <w:r>
-        <w:rPr>
-          <w:sz w:val="24"/>
-          <w:szCs w:val="24"/>
-        </w:rPr>
-        <w:t xml:space="preserve"> , também chamada de fonte de espaçamento fixo , largura fixa ou não proporcional , é uma fonte de computador cujas letras e caracteres ocupam a mesma quantidade de espaço horizontal.</w:t>
+        <w:t>Uma fonte monoespaçada , também chamada de fonte de espaçamento fixo , largura fixa ou não proporcional , é uma fonte de computador cujas letras e caracteres ocupam a mesma quantidade de espaço horizontal.</w:t>
       </w:r>
     </w:p>
     <w:p>
@@ -532,23 +387,7 @@
           <w:sz w:val="24"/>
           <w:szCs w:val="24"/>
         </w:rPr>
-        <w:t xml:space="preserve">Como mencionado anteriormente, o principal domínio onde as fontes </w:t>
-      </w:r>
-      <w:proofErr w:type="spellStart"/>
-      <w:r>
-        <w:rPr>
-          <w:sz w:val="24"/>
-          <w:szCs w:val="24"/>
-        </w:rPr>
-        <w:t>monoespaçadas</w:t>
-      </w:r>
-      <w:proofErr w:type="spellEnd"/>
-      <w:r>
-        <w:rPr>
-          <w:sz w:val="24"/>
-          <w:szCs w:val="24"/>
-        </w:rPr>
-        <w:t xml:space="preserve"> são utilizadas é a programação. Assim como acontece com qualquer outra fonte, muitas pessoas nessa área usam as fontes padrão.</w:t>
+        <w:t>Como mencionado anteriormente, o principal domínio onde as fontes monoespaçadas são utilizadas é a programação. Assim como acontece com qualquer outra fonte, muitas pessoas nessa área usam as fontes padrão.</w:t>
       </w:r>
     </w:p>
     <w:p>
@@ -567,23 +406,7 @@
           <w:sz w:val="24"/>
           <w:szCs w:val="24"/>
         </w:rPr>
-        <w:t xml:space="preserve">Courier, Space Mono e GT </w:t>
-      </w:r>
-      <w:proofErr w:type="spellStart"/>
-      <w:r>
-        <w:rPr>
-          <w:sz w:val="24"/>
-          <w:szCs w:val="24"/>
-        </w:rPr>
-        <w:t>Pressura</w:t>
-      </w:r>
-      <w:proofErr w:type="spellEnd"/>
-      <w:r>
-        <w:rPr>
-          <w:sz w:val="24"/>
-          <w:szCs w:val="24"/>
-        </w:rPr>
-        <w:t xml:space="preserve"> Mono</w:t>
+        <w:t>Courier, Space Mono e GT Pressura Mono</w:t>
       </w:r>
     </w:p>
     <w:p>
@@ -676,33 +499,8 @@
           <w:sz w:val="24"/>
           <w:szCs w:val="24"/>
         </w:rPr>
-        <w:t xml:space="preserve">Alex </w:t>
-      </w:r>
-      <w:proofErr w:type="spellStart"/>
-      <w:r>
-        <w:rPr>
-          <w:sz w:val="24"/>
-          <w:szCs w:val="24"/>
-        </w:rPr>
-        <w:t>Brush</w:t>
-      </w:r>
-      <w:proofErr w:type="spellEnd"/>
-      <w:r>
-        <w:rPr>
-          <w:sz w:val="24"/>
-          <w:szCs w:val="24"/>
-        </w:rPr>
-        <w:t xml:space="preserve">, Sacramento e </w:t>
-      </w:r>
-      <w:proofErr w:type="spellStart"/>
-      <w:r>
-        <w:rPr>
-          <w:sz w:val="24"/>
-          <w:szCs w:val="24"/>
-        </w:rPr>
-        <w:t>Allura</w:t>
-      </w:r>
-      <w:proofErr w:type="spellEnd"/>
+        <w:t>Alex Brush, Sacramento e Allura</w:t>
+      </w:r>
     </w:p>
     <w:p>
       <w:pPr>
@@ -823,21 +621,12 @@
           <w:szCs w:val="24"/>
         </w:rPr>
       </w:pPr>
-      <w:proofErr w:type="spellStart"/>
-      <w:r>
-        <w:rPr>
-          <w:sz w:val="24"/>
-          <w:szCs w:val="24"/>
-        </w:rPr>
-        <w:t>Playfair</w:t>
-      </w:r>
-      <w:proofErr w:type="spellEnd"/>
-      <w:r>
-        <w:rPr>
-          <w:sz w:val="24"/>
-          <w:szCs w:val="24"/>
-        </w:rPr>
-        <w:t xml:space="preserve"> Display</w:t>
+      <w:r>
+        <w:rPr>
+          <w:sz w:val="24"/>
+          <w:szCs w:val="24"/>
+        </w:rPr>
+        <w:t>Playfair Display</w:t>
       </w:r>
       <w:r>
         <w:rPr>
@@ -860,7 +649,6 @@
         </w:rPr>
         <w:t xml:space="preserve"> e </w:t>
       </w:r>
-      <w:proofErr w:type="spellStart"/>
       <w:r>
         <w:rPr>
           <w:sz w:val="24"/>
@@ -868,7 +656,6 @@
         </w:rPr>
         <w:t>Creepster</w:t>
       </w:r>
-      <w:proofErr w:type="spellEnd"/>
       <w:r>
         <w:rPr>
           <w:sz w:val="24"/>
@@ -913,34 +700,46 @@
           <w:szCs w:val="24"/>
         </w:rPr>
       </w:pPr>
+      <w:r>
+        <w:rPr>
+          <w:rFonts w:ascii="Times New Roman" w:hAnsi="Times New Roman" w:cs="Times New Roman"/>
+          <w:sz w:val="40"/>
+          <w:szCs w:val="40"/>
+        </w:rPr>
+        <w:t>Serifada (Com serifa</w:t>
+      </w:r>
+      <w:r>
+        <w:rPr>
+          <w:rFonts w:ascii="Verdana" w:hAnsi="Verdana"/>
+          <w:sz w:val="24"/>
+          <w:szCs w:val="24"/>
+        </w:rPr>
+        <w:t>)</w:t>
+      </w:r>
     </w:p>
     <w:p>
       <w:pPr>
         <w:pStyle w:val="PargrafodaLista"/>
-        <w:numPr>
-          <w:ilvl w:val="0"/>
-          <w:numId w:val="14"/>
-        </w:numPr>
-        <w:rPr>
-          <w:rFonts w:ascii="Verdana" w:hAnsi="Verdana"/>
-          <w:sz w:val="24"/>
-          <w:szCs w:val="24"/>
-        </w:rPr>
-      </w:pPr>
-      <w:r>
-        <w:rPr>
-          <w:rFonts w:ascii="Verdana" w:hAnsi="Verdana"/>
-          <w:b/>
-          <w:bCs/>
-          <w:sz w:val="24"/>
-          <w:szCs w:val="24"/>
-        </w:rPr>
-        <w:t>SERIFADAS:</w:t>
+        <w:ind w:left="360"/>
+        <w:rPr>
+          <w:rFonts w:ascii="Verdana" w:hAnsi="Verdana"/>
+          <w:sz w:val="24"/>
+          <w:szCs w:val="24"/>
+        </w:rPr>
+      </w:pPr>
+      <w:r>
+        <w:rPr>
+          <w:rFonts w:ascii="Verdana" w:hAnsi="Verdana"/>
+          <w:sz w:val="24"/>
+          <w:szCs w:val="24"/>
+        </w:rPr>
+        <w:t>Fonte: Times New Roman</w:t>
       </w:r>
     </w:p>
     <w:p>
       <w:pPr>
         <w:pStyle w:val="PargrafodaLista"/>
+        <w:ind w:left="360"/>
         <w:rPr>
           <w:rFonts w:ascii="Verdana" w:hAnsi="Verdana"/>
           <w:sz w:val="24"/>
@@ -951,113 +750,641 @@
     <w:p>
       <w:pPr>
         <w:pStyle w:val="PargrafodaLista"/>
-        <w:rPr>
-          <w:rFonts w:ascii="Georgia" w:hAnsi="Georgia"/>
+        <w:ind w:left="360"/>
+        <w:rPr>
+          <w:rFonts w:ascii="Times New Roman" w:hAnsi="Times New Roman" w:cs="Times New Roman"/>
           <w:sz w:val="36"/>
           <w:szCs w:val="36"/>
         </w:rPr>
       </w:pPr>
       <w:r>
         <w:rPr>
-          <w:rFonts w:ascii="Georgia" w:hAnsi="Georgia"/>
+          <w:rFonts w:ascii="Times New Roman" w:hAnsi="Times New Roman" w:cs="Times New Roman"/>
           <w:sz w:val="36"/>
           <w:szCs w:val="36"/>
         </w:rPr>
-        <w:t>“Design também comunica</w:t>
-      </w:r>
-      <w:r>
-        <w:rPr>
-          <w:rFonts w:ascii="Georgia" w:hAnsi="Georgia"/>
+        <w:t>”Design também comunica.”</w:t>
+      </w:r>
+    </w:p>
+    <w:p>
+      <w:pPr>
+        <w:pStyle w:val="PargrafodaLista"/>
+        <w:ind w:left="360"/>
+        <w:rPr>
+          <w:rFonts w:ascii="Verdana" w:hAnsi="Verdana"/>
+          <w:sz w:val="24"/>
+          <w:szCs w:val="24"/>
+        </w:rPr>
+      </w:pPr>
+    </w:p>
+    <w:p>
+      <w:pPr>
+        <w:pStyle w:val="PargrafodaLista"/>
+        <w:ind w:left="360"/>
+        <w:rPr>
+          <w:rFonts w:ascii="Verdana" w:hAnsi="Verdana"/>
+          <w:sz w:val="24"/>
+          <w:szCs w:val="24"/>
+        </w:rPr>
+      </w:pPr>
+      <w:r>
+        <w:rPr>
+          <w:rFonts w:ascii="Verdana" w:hAnsi="Verdana"/>
+          <w:sz w:val="24"/>
+          <w:szCs w:val="24"/>
+        </w:rPr>
+        <w:t>•</w:t>
+      </w:r>
+      <w:r>
+        <w:rPr>
+          <w:rFonts w:ascii="Verdana" w:hAnsi="Verdana"/>
+          <w:sz w:val="24"/>
+          <w:szCs w:val="24"/>
+        </w:rPr>
+        <w:tab/>
+        <w:t>Sensação: Autoridade, tradição, respeito e seriedade.</w:t>
+      </w:r>
+    </w:p>
+    <w:p>
+      <w:pPr>
+        <w:pStyle w:val="PargrafodaLista"/>
+        <w:ind w:left="360"/>
+        <w:rPr>
+          <w:rFonts w:ascii="Verdana" w:hAnsi="Verdana"/>
+          <w:sz w:val="24"/>
+          <w:szCs w:val="24"/>
+        </w:rPr>
+      </w:pPr>
+      <w:r>
+        <w:rPr>
+          <w:rFonts w:ascii="Verdana" w:hAnsi="Verdana"/>
+          <w:sz w:val="24"/>
+          <w:szCs w:val="24"/>
+        </w:rPr>
+        <w:t>•</w:t>
+      </w:r>
+      <w:r>
+        <w:rPr>
+          <w:rFonts w:ascii="Verdana" w:hAnsi="Verdana"/>
+          <w:sz w:val="24"/>
+          <w:szCs w:val="24"/>
+        </w:rPr>
+        <w:tab/>
+        <w:t>Onde usar: Livros, jornais impressos, documentos jurídicos ou marcas de luxo que queiram transmitir herança.</w:t>
+      </w:r>
+    </w:p>
+    <w:p>
+      <w:pPr>
+        <w:pStyle w:val="PargrafodaLista"/>
+        <w:ind w:left="360"/>
+        <w:rPr>
+          <w:rFonts w:ascii="Verdana" w:hAnsi="Verdana"/>
+          <w:sz w:val="24"/>
+          <w:szCs w:val="24"/>
+        </w:rPr>
+      </w:pPr>
+      <w:r>
+        <w:rPr>
+          <w:rFonts w:ascii="Verdana" w:hAnsi="Verdana"/>
+          <w:sz w:val="24"/>
+          <w:szCs w:val="24"/>
+        </w:rPr>
+        <w:t>•</w:t>
+      </w:r>
+      <w:r>
+        <w:rPr>
+          <w:rFonts w:ascii="Verdana" w:hAnsi="Verdana"/>
+          <w:sz w:val="24"/>
+          <w:szCs w:val="24"/>
+        </w:rPr>
+        <w:tab/>
+        <w:t>Onde NÃO usar: Interfaces de aplicativos muito modernos ou marcas que buscam ser vistas como "rebeldes" ou informais.</w:t>
+      </w:r>
+    </w:p>
+    <w:p>
+      <w:pPr>
+        <w:pStyle w:val="PargrafodaLista"/>
+        <w:ind w:left="360"/>
+        <w:rPr>
+          <w:rFonts w:ascii="Verdana" w:hAnsi="Verdana"/>
+          <w:sz w:val="24"/>
+          <w:szCs w:val="24"/>
+        </w:rPr>
+      </w:pPr>
+    </w:p>
+    <w:p>
+      <w:pPr>
+        <w:pStyle w:val="PargrafodaLista"/>
+        <w:ind w:left="360"/>
+        <w:rPr>
+          <w:rFonts w:ascii="Verdana" w:hAnsi="Verdana"/>
+          <w:sz w:val="24"/>
+          <w:szCs w:val="24"/>
+        </w:rPr>
+      </w:pPr>
+      <w:r>
+        <w:rPr>
+          <w:rFonts w:ascii="Verdana" w:hAnsi="Verdana"/>
+          <w:sz w:val="24"/>
+          <w:szCs w:val="24"/>
+        </w:rPr>
+        <w:t>•</w:t>
+      </w:r>
+      <w:r>
+        <w:rPr>
+          <w:rFonts w:ascii="Verdana" w:hAnsi="Verdana"/>
+          <w:sz w:val="24"/>
+          <w:szCs w:val="24"/>
+        </w:rPr>
+        <w:tab/>
+      </w:r>
+      <w:r>
+        <w:rPr>
+          <w:rFonts w:ascii="Arial" w:hAnsi="Arial" w:cs="Arial"/>
           <w:sz w:val="36"/>
           <w:szCs w:val="36"/>
         </w:rPr>
-        <w:t>”</w:t>
-      </w:r>
-    </w:p>
-    <w:p>
-      <w:pPr>
-        <w:ind w:left="720"/>
-        <w:rPr>
-          <w:rFonts w:ascii="Verdana" w:hAnsi="Verdana"/>
-          <w:sz w:val="24"/>
-          <w:szCs w:val="24"/>
-        </w:rPr>
-      </w:pPr>
-    </w:p>
-    <w:p>
-      <w:pPr>
-        <w:numPr>
-          <w:ilvl w:val="0"/>
-          <w:numId w:val="11"/>
-        </w:numPr>
-        <w:rPr>
-          <w:sz w:val="24"/>
-          <w:szCs w:val="24"/>
-        </w:rPr>
-      </w:pPr>
-      <w:r>
-        <w:rPr>
-          <w:sz w:val="24"/>
-          <w:szCs w:val="24"/>
-        </w:rPr>
-        <w:t>Explique:</w:t>
-      </w:r>
-    </w:p>
-    <w:p>
-      <w:pPr>
-        <w:numPr>
-          <w:ilvl w:val="1"/>
-          <w:numId w:val="11"/>
-        </w:numPr>
-        <w:rPr>
-          <w:sz w:val="24"/>
-          <w:szCs w:val="24"/>
-        </w:rPr>
-      </w:pPr>
-      <w:r>
-        <w:rPr>
-          <w:sz w:val="24"/>
-          <w:szCs w:val="24"/>
-        </w:rPr>
-        <w:t>Qual sensação a fonte transmite?</w:t>
-      </w:r>
-    </w:p>
-    <w:p>
-      <w:pPr>
-        <w:numPr>
-          <w:ilvl w:val="1"/>
-          <w:numId w:val="11"/>
-        </w:numPr>
-        <w:rPr>
-          <w:sz w:val="24"/>
-          <w:szCs w:val="24"/>
-        </w:rPr>
-      </w:pPr>
-      <w:r>
-        <w:rPr>
-          <w:sz w:val="24"/>
-          <w:szCs w:val="24"/>
-        </w:rPr>
-        <w:t>Em que tipo de projeto ela seria adequada?</w:t>
-      </w:r>
-    </w:p>
-    <w:p>
-      <w:pPr>
-        <w:numPr>
-          <w:ilvl w:val="1"/>
-          <w:numId w:val="11"/>
-        </w:numPr>
-        <w:rPr>
-          <w:sz w:val="24"/>
-          <w:szCs w:val="24"/>
-        </w:rPr>
-      </w:pPr>
-      <w:r>
-        <w:rPr>
-          <w:sz w:val="24"/>
-          <w:szCs w:val="24"/>
-        </w:rPr>
-        <w:t>Em que situação NÃO seria adequada?</w:t>
+        <w:t>Não-Serifada (Sans Serif)</w:t>
+      </w:r>
+    </w:p>
+    <w:p>
+      <w:pPr>
+        <w:pStyle w:val="PargrafodaLista"/>
+        <w:ind w:left="360"/>
+        <w:rPr>
+          <w:rFonts w:ascii="Verdana" w:hAnsi="Verdana"/>
+          <w:sz w:val="24"/>
+          <w:szCs w:val="24"/>
+        </w:rPr>
+      </w:pPr>
+      <w:r>
+        <w:rPr>
+          <w:rFonts w:ascii="Verdana" w:hAnsi="Verdana"/>
+          <w:sz w:val="24"/>
+          <w:szCs w:val="24"/>
+        </w:rPr>
+        <w:t>•</w:t>
+      </w:r>
+      <w:r>
+        <w:rPr>
+          <w:rFonts w:ascii="Verdana" w:hAnsi="Verdana"/>
+          <w:sz w:val="24"/>
+          <w:szCs w:val="24"/>
+        </w:rPr>
+        <w:tab/>
+        <w:t>Fonte: Helvetica ou Arial</w:t>
+      </w:r>
+    </w:p>
+    <w:p>
+      <w:pPr>
+        <w:pStyle w:val="PargrafodaLista"/>
+        <w:ind w:left="360"/>
+        <w:rPr>
+          <w:rFonts w:ascii="Arial" w:hAnsi="Arial" w:cs="Arial"/>
+          <w:sz w:val="36"/>
+          <w:szCs w:val="36"/>
+        </w:rPr>
+      </w:pPr>
+      <w:r>
+        <w:rPr>
+          <w:rFonts w:ascii="Arial" w:hAnsi="Arial" w:cs="Arial"/>
+          <w:sz w:val="24"/>
+          <w:szCs w:val="24"/>
+        </w:rPr>
+        <w:t xml:space="preserve">             </w:t>
+      </w:r>
+      <w:r>
+        <w:rPr>
+          <w:rFonts w:ascii="Arial" w:hAnsi="Arial" w:cs="Arial"/>
+          <w:sz w:val="36"/>
+          <w:szCs w:val="36"/>
+        </w:rPr>
+        <w:t>“Design também comunica.”</w:t>
+      </w:r>
+    </w:p>
+    <w:p>
+      <w:pPr>
+        <w:pStyle w:val="PargrafodaLista"/>
+        <w:ind w:left="360"/>
+        <w:rPr>
+          <w:rFonts w:ascii="Verdana" w:hAnsi="Verdana"/>
+          <w:sz w:val="36"/>
+          <w:szCs w:val="36"/>
+        </w:rPr>
+      </w:pPr>
+    </w:p>
+    <w:p>
+      <w:pPr>
+        <w:pStyle w:val="PargrafodaLista"/>
+        <w:ind w:left="360"/>
+        <w:rPr>
+          <w:rFonts w:ascii="Verdana" w:hAnsi="Verdana"/>
+          <w:sz w:val="24"/>
+          <w:szCs w:val="24"/>
+        </w:rPr>
+      </w:pPr>
+      <w:r>
+        <w:rPr>
+          <w:rFonts w:ascii="Verdana" w:hAnsi="Verdana"/>
+          <w:sz w:val="24"/>
+          <w:szCs w:val="24"/>
+        </w:rPr>
+        <w:t>•</w:t>
+      </w:r>
+      <w:r>
+        <w:rPr>
+          <w:rFonts w:ascii="Verdana" w:hAnsi="Verdana"/>
+          <w:sz w:val="24"/>
+          <w:szCs w:val="24"/>
+        </w:rPr>
+        <w:tab/>
+        <w:t>Sensação: Modernidade, clareza, neutralidade e eficiência.</w:t>
+      </w:r>
+    </w:p>
+    <w:p>
+      <w:pPr>
+        <w:pStyle w:val="PargrafodaLista"/>
+        <w:ind w:left="360"/>
+        <w:rPr>
+          <w:rFonts w:ascii="Verdana" w:hAnsi="Verdana"/>
+          <w:sz w:val="24"/>
+          <w:szCs w:val="24"/>
+        </w:rPr>
+      </w:pPr>
+      <w:r>
+        <w:rPr>
+          <w:rFonts w:ascii="Verdana" w:hAnsi="Verdana"/>
+          <w:sz w:val="24"/>
+          <w:szCs w:val="24"/>
+        </w:rPr>
+        <w:t>•</w:t>
+      </w:r>
+      <w:r>
+        <w:rPr>
+          <w:rFonts w:ascii="Verdana" w:hAnsi="Verdana"/>
+          <w:sz w:val="24"/>
+          <w:szCs w:val="24"/>
+        </w:rPr>
+        <w:tab/>
+        <w:t>Onde usar: Sinalização de aeroportos, interfaces digitais (sites/apps) e marcas corporativas contemporâneas.</w:t>
+      </w:r>
+    </w:p>
+    <w:p>
+      <w:pPr>
+        <w:pStyle w:val="PargrafodaLista"/>
+        <w:ind w:left="360"/>
+        <w:rPr>
+          <w:rFonts w:ascii="Verdana" w:hAnsi="Verdana"/>
+          <w:sz w:val="24"/>
+          <w:szCs w:val="24"/>
+        </w:rPr>
+      </w:pPr>
+      <w:r>
+        <w:rPr>
+          <w:rFonts w:ascii="Verdana" w:hAnsi="Verdana"/>
+          <w:sz w:val="24"/>
+          <w:szCs w:val="24"/>
+        </w:rPr>
+        <w:t>•</w:t>
+      </w:r>
+      <w:r>
+        <w:rPr>
+          <w:rFonts w:ascii="Verdana" w:hAnsi="Verdana"/>
+          <w:sz w:val="24"/>
+          <w:szCs w:val="24"/>
+        </w:rPr>
+        <w:tab/>
+        <w:t>Onde NÃO usar: Convites de casamento clássicos ou projetos que exijam um toque artesanal e humano.</w:t>
+      </w:r>
+    </w:p>
+    <w:p>
+      <w:pPr>
+        <w:pStyle w:val="PargrafodaLista"/>
+        <w:ind w:left="360"/>
+        <w:rPr>
+          <w:rFonts w:ascii="Verdana" w:hAnsi="Verdana"/>
+          <w:sz w:val="24"/>
+          <w:szCs w:val="24"/>
+        </w:rPr>
+      </w:pPr>
+    </w:p>
+    <w:p>
+      <w:pPr>
+        <w:pStyle w:val="PargrafodaLista"/>
+        <w:ind w:left="360"/>
+        <w:rPr>
+          <w:rFonts w:ascii="Impact" w:hAnsi="Impact"/>
+          <w:sz w:val="44"/>
+          <w:szCs w:val="44"/>
+        </w:rPr>
+      </w:pPr>
+      <w:r>
+        <w:rPr>
+          <w:rFonts w:ascii="Impact" w:hAnsi="Impact"/>
+          <w:sz w:val="44"/>
+          <w:szCs w:val="44"/>
+        </w:rPr>
+        <w:t>. Display (Decorativa)</w:t>
+      </w:r>
+    </w:p>
+    <w:p>
+      <w:pPr>
+        <w:pStyle w:val="PargrafodaLista"/>
+        <w:ind w:left="360"/>
+        <w:rPr>
+          <w:rFonts w:ascii="Verdana" w:hAnsi="Verdana"/>
+          <w:sz w:val="24"/>
+          <w:szCs w:val="24"/>
+        </w:rPr>
+      </w:pPr>
+      <w:r>
+        <w:rPr>
+          <w:rFonts w:ascii="Verdana" w:hAnsi="Verdana"/>
+          <w:sz w:val="24"/>
+          <w:szCs w:val="24"/>
+        </w:rPr>
+        <w:t>Fonte:  Impact ou Bebas Neue</w:t>
+      </w:r>
+    </w:p>
+    <w:p>
+      <w:pPr>
+        <w:pStyle w:val="PargrafodaLista"/>
+        <w:ind w:left="360"/>
+        <w:rPr>
+          <w:rFonts w:ascii="Impact" w:hAnsi="Impact"/>
+          <w:sz w:val="36"/>
+          <w:szCs w:val="36"/>
+        </w:rPr>
+      </w:pPr>
+      <w:r>
+        <w:rPr>
+          <w:rFonts w:ascii="Impact" w:hAnsi="Impact"/>
+          <w:sz w:val="36"/>
+          <w:szCs w:val="36"/>
+        </w:rPr>
+        <w:t>“DESIGN TAMBÉM COMUNICA.”</w:t>
+      </w:r>
+    </w:p>
+    <w:p>
+      <w:pPr>
+        <w:pStyle w:val="PargrafodaLista"/>
+        <w:ind w:left="360"/>
+        <w:rPr>
+          <w:rFonts w:ascii="Verdana" w:hAnsi="Verdana"/>
+          <w:sz w:val="24"/>
+          <w:szCs w:val="24"/>
+        </w:rPr>
+      </w:pPr>
+    </w:p>
+    <w:p>
+      <w:pPr>
+        <w:pStyle w:val="PargrafodaLista"/>
+        <w:ind w:left="360"/>
+        <w:rPr>
+          <w:rFonts w:ascii="Verdana" w:hAnsi="Verdana"/>
+          <w:sz w:val="24"/>
+          <w:szCs w:val="24"/>
+        </w:rPr>
+      </w:pPr>
+      <w:r>
+        <w:rPr>
+          <w:rFonts w:ascii="Verdana" w:hAnsi="Verdana"/>
+          <w:sz w:val="24"/>
+          <w:szCs w:val="24"/>
+        </w:rPr>
+        <w:lastRenderedPageBreak/>
+        <w:t>•</w:t>
+      </w:r>
+      <w:r>
+        <w:rPr>
+          <w:rFonts w:ascii="Verdana" w:hAnsi="Verdana"/>
+          <w:sz w:val="24"/>
+          <w:szCs w:val="24"/>
+        </w:rPr>
+        <w:tab/>
+        <w:t>Sensação: Impacto, urgência, força e volume.</w:t>
+      </w:r>
+    </w:p>
+    <w:p>
+      <w:pPr>
+        <w:pStyle w:val="PargrafodaLista"/>
+        <w:ind w:left="360"/>
+        <w:rPr>
+          <w:rFonts w:ascii="Verdana" w:hAnsi="Verdana"/>
+          <w:sz w:val="24"/>
+          <w:szCs w:val="24"/>
+        </w:rPr>
+      </w:pPr>
+      <w:r>
+        <w:rPr>
+          <w:rFonts w:ascii="Verdana" w:hAnsi="Verdana"/>
+          <w:sz w:val="24"/>
+          <w:szCs w:val="24"/>
+        </w:rPr>
+        <w:t>•</w:t>
+      </w:r>
+      <w:r>
+        <w:rPr>
+          <w:rFonts w:ascii="Verdana" w:hAnsi="Verdana"/>
+          <w:sz w:val="24"/>
+          <w:szCs w:val="24"/>
+        </w:rPr>
+        <w:tab/>
+        <w:t>Onde usar: Manchetes de cartazes, capas de revistas, chamadas de publicidade e botões de "Call to Action".</w:t>
+      </w:r>
+    </w:p>
+    <w:p>
+      <w:pPr>
+        <w:pStyle w:val="PargrafodaLista"/>
+        <w:ind w:left="360"/>
+        <w:rPr>
+          <w:rFonts w:ascii="Verdana" w:hAnsi="Verdana"/>
+          <w:sz w:val="24"/>
+          <w:szCs w:val="24"/>
+        </w:rPr>
+      </w:pPr>
+      <w:r>
+        <w:rPr>
+          <w:rFonts w:ascii="Verdana" w:hAnsi="Verdana"/>
+          <w:sz w:val="24"/>
+          <w:szCs w:val="24"/>
+        </w:rPr>
+        <w:t>•</w:t>
+      </w:r>
+      <w:r>
+        <w:rPr>
+          <w:rFonts w:ascii="Verdana" w:hAnsi="Verdana"/>
+          <w:sz w:val="24"/>
+          <w:szCs w:val="24"/>
+        </w:rPr>
+        <w:tab/>
+        <w:t xml:space="preserve">Onde NÃO usar: Em textos pequenos ou densos, pois as letras muito juntas ou pesadas cansam a vista rapidamente. </w:t>
+      </w:r>
+    </w:p>
+    <w:p>
+      <w:pPr>
+        <w:pStyle w:val="PargrafodaLista"/>
+        <w:ind w:left="360"/>
+        <w:rPr>
+          <w:rFonts w:ascii="Verdana" w:hAnsi="Verdana"/>
+          <w:sz w:val="24"/>
+          <w:szCs w:val="24"/>
+        </w:rPr>
+      </w:pPr>
+      <w:r>
+        <w:rPr>
+          <w:rFonts w:ascii="Verdana" w:hAnsi="Verdana"/>
+          <w:sz w:val="24"/>
+          <w:szCs w:val="24"/>
+        </w:rPr>
+        <w:t>•</w:t>
+      </w:r>
+      <w:r>
+        <w:rPr>
+          <w:rFonts w:ascii="Verdana" w:hAnsi="Verdana"/>
+          <w:sz w:val="24"/>
+          <w:szCs w:val="24"/>
+        </w:rPr>
+        <w:tab/>
+      </w:r>
+      <w:r>
+        <w:rPr>
+          <w:rFonts w:ascii="Script MT Bold" w:hAnsi="Script MT Bold"/>
+          <w:sz w:val="40"/>
+          <w:szCs w:val="40"/>
+        </w:rPr>
+        <w:t>Script (Manuscrita)</w:t>
+      </w:r>
+    </w:p>
+    <w:p>
+      <w:pPr>
+        <w:pStyle w:val="PargrafodaLista"/>
+        <w:ind w:left="360"/>
+        <w:rPr>
+          <w:rFonts w:ascii="Verdana" w:hAnsi="Verdana"/>
+          <w:sz w:val="24"/>
+          <w:szCs w:val="24"/>
+        </w:rPr>
+      </w:pPr>
+      <w:r>
+        <w:rPr>
+          <w:rFonts w:ascii="Verdana" w:hAnsi="Verdana"/>
+          <w:sz w:val="24"/>
+          <w:szCs w:val="24"/>
+        </w:rPr>
+        <w:t>•</w:t>
+      </w:r>
+      <w:r>
+        <w:rPr>
+          <w:rFonts w:ascii="Verdana" w:hAnsi="Verdana"/>
+          <w:sz w:val="24"/>
+          <w:szCs w:val="24"/>
+        </w:rPr>
+        <w:tab/>
+        <w:t>Fonte: Lobster ou Script MT Bold</w:t>
+      </w:r>
+    </w:p>
+    <w:p>
+      <w:pPr>
+        <w:pStyle w:val="PargrafodaLista"/>
+        <w:ind w:left="360"/>
+        <w:rPr>
+          <w:rFonts w:ascii="Script MT Bold" w:hAnsi="Script MT Bold"/>
+          <w:sz w:val="36"/>
+          <w:szCs w:val="36"/>
+        </w:rPr>
+      </w:pPr>
+      <w:r>
+        <w:rPr>
+          <w:rFonts w:ascii="Script MT Bold" w:hAnsi="Script MT Bold"/>
+          <w:sz w:val="36"/>
+          <w:szCs w:val="36"/>
+        </w:rPr>
+        <w:t>“Design também comunica.”</w:t>
+      </w:r>
+    </w:p>
+    <w:p>
+      <w:pPr>
+        <w:pStyle w:val="PargrafodaLista"/>
+        <w:ind w:left="360"/>
+        <w:rPr>
+          <w:rFonts w:ascii="Verdana" w:hAnsi="Verdana"/>
+          <w:sz w:val="24"/>
+          <w:szCs w:val="24"/>
+        </w:rPr>
+      </w:pPr>
+      <w:r>
+        <w:rPr>
+          <w:rFonts w:ascii="Verdana" w:hAnsi="Verdana"/>
+          <w:sz w:val="24"/>
+          <w:szCs w:val="24"/>
+        </w:rPr>
+        <w:t>•</w:t>
+      </w:r>
+      <w:r>
+        <w:rPr>
+          <w:rFonts w:ascii="Verdana" w:hAnsi="Verdana"/>
+          <w:sz w:val="24"/>
+          <w:szCs w:val="24"/>
+        </w:rPr>
+        <w:tab/>
+        <w:t>Sensação: Elegância, proximidade, pessoalidade e criatividade.</w:t>
+      </w:r>
+    </w:p>
+    <w:p>
+      <w:pPr>
+        <w:pStyle w:val="PargrafodaLista"/>
+        <w:ind w:left="360"/>
+        <w:rPr>
+          <w:rFonts w:ascii="Verdana" w:hAnsi="Verdana"/>
+          <w:sz w:val="24"/>
+          <w:szCs w:val="24"/>
+        </w:rPr>
+      </w:pPr>
+      <w:r>
+        <w:rPr>
+          <w:rFonts w:ascii="Verdana" w:hAnsi="Verdana"/>
+          <w:sz w:val="24"/>
+          <w:szCs w:val="24"/>
+        </w:rPr>
+        <w:t>•</w:t>
+      </w:r>
+      <w:r>
+        <w:rPr>
+          <w:rFonts w:ascii="Verdana" w:hAnsi="Verdana"/>
+          <w:sz w:val="24"/>
+          <w:szCs w:val="24"/>
+        </w:rPr>
+        <w:tab/>
+        <w:t>Onde usar: Convites, logotipos de confeitarias, cartões de agradecimento ou embalagens de produtos artesanais.</w:t>
+      </w:r>
+    </w:p>
+    <w:p>
+      <w:pPr>
+        <w:pStyle w:val="PargrafodaLista"/>
+        <w:ind w:left="360"/>
+        <w:rPr>
+          <w:rFonts w:ascii="Verdana" w:hAnsi="Verdana"/>
+          <w:sz w:val="24"/>
+          <w:szCs w:val="24"/>
+        </w:rPr>
+      </w:pPr>
+      <w:r>
+        <w:rPr>
+          <w:rFonts w:ascii="Verdana" w:hAnsi="Verdana"/>
+          <w:sz w:val="24"/>
+          <w:szCs w:val="24"/>
+        </w:rPr>
+        <w:t>•</w:t>
+      </w:r>
+      <w:r>
+        <w:rPr>
+          <w:rFonts w:ascii="Verdana" w:hAnsi="Verdana"/>
+          <w:sz w:val="24"/>
+          <w:szCs w:val="24"/>
+        </w:rPr>
+        <w:tab/>
+        <w:t>Onde NÃO usar: Textos longos (corpo de texto), contratos ou relatórios financeiros (prejudica a leitura).</w:t>
       </w:r>
     </w:p>
     <w:p>
@@ -1087,131 +1414,12 @@
       </w:r>
     </w:p>
     <w:p>
-      <w:pPr>
-        <w:rPr>
-          <w:sz w:val="24"/>
-          <w:szCs w:val="24"/>
-        </w:rPr>
-      </w:pPr>
-      <w:r>
-        <w:rPr>
-          <w:sz w:val="24"/>
-          <w:szCs w:val="24"/>
-        </w:rPr>
-        <w:t xml:space="preserve">Crie um pequeno layout (pode ser no </w:t>
-      </w:r>
-      <w:proofErr w:type="spellStart"/>
-      <w:r>
-        <w:rPr>
-          <w:sz w:val="24"/>
-          <w:szCs w:val="24"/>
-        </w:rPr>
-        <w:t>Canva</w:t>
-      </w:r>
-      <w:proofErr w:type="spellEnd"/>
-      <w:r>
-        <w:rPr>
-          <w:sz w:val="24"/>
-          <w:szCs w:val="24"/>
-        </w:rPr>
-        <w:t>, PowerPoint ou papel) contendo:</w:t>
-      </w:r>
-    </w:p>
-    <w:p>
-      <w:pPr>
-        <w:numPr>
-          <w:ilvl w:val="0"/>
-          <w:numId w:val="12"/>
-        </w:numPr>
-        <w:rPr>
-          <w:sz w:val="24"/>
-          <w:szCs w:val="24"/>
-        </w:rPr>
-      </w:pPr>
-      <w:r>
-        <w:rPr>
-          <w:sz w:val="24"/>
-          <w:szCs w:val="24"/>
-        </w:rPr>
-        <w:t>Um título usando fonte Display ou Script</w:t>
-      </w:r>
-    </w:p>
-    <w:p>
-      <w:pPr>
-        <w:numPr>
-          <w:ilvl w:val="0"/>
-          <w:numId w:val="12"/>
-        </w:numPr>
-        <w:rPr>
-          <w:sz w:val="24"/>
-          <w:szCs w:val="24"/>
-        </w:rPr>
-      </w:pPr>
-      <w:r>
-        <w:rPr>
-          <w:sz w:val="24"/>
-          <w:szCs w:val="24"/>
-        </w:rPr>
-        <w:t xml:space="preserve">Um subtítulo usando fonte </w:t>
-      </w:r>
-      <w:proofErr w:type="spellStart"/>
-      <w:r>
-        <w:rPr>
-          <w:sz w:val="24"/>
-          <w:szCs w:val="24"/>
-        </w:rPr>
-        <w:t>Sans-serif</w:t>
-      </w:r>
-      <w:proofErr w:type="spellEnd"/>
-    </w:p>
-    <w:p>
-      <w:pPr>
-        <w:numPr>
-          <w:ilvl w:val="0"/>
-          <w:numId w:val="12"/>
-        </w:numPr>
-        <w:rPr>
-          <w:sz w:val="24"/>
-          <w:szCs w:val="24"/>
-        </w:rPr>
-      </w:pPr>
-      <w:r>
-        <w:rPr>
-          <w:sz w:val="24"/>
-          <w:szCs w:val="24"/>
-        </w:rPr>
-        <w:t>Um parágrafo usando fonte Serifada</w:t>
-      </w:r>
-    </w:p>
-    <w:p>
-      <w:pPr>
-        <w:numPr>
-          <w:ilvl w:val="0"/>
-          <w:numId w:val="12"/>
-        </w:numPr>
-        <w:rPr>
-          <w:sz w:val="24"/>
-          <w:szCs w:val="24"/>
-        </w:rPr>
-      </w:pPr>
-      <w:r>
-        <w:rPr>
-          <w:sz w:val="24"/>
-          <w:szCs w:val="24"/>
-        </w:rPr>
-        <w:t xml:space="preserve">Uma pequena simulação de código usando fonte </w:t>
-      </w:r>
-      <w:proofErr w:type="spellStart"/>
-      <w:r>
-        <w:rPr>
-          <w:sz w:val="24"/>
-          <w:szCs w:val="24"/>
-        </w:rPr>
-        <w:t>Monoespaçada</w:t>
-      </w:r>
-      <w:proofErr w:type="spellEnd"/>
-    </w:p>
-    <w:p/>
+      <w:r>
+        <w:t>https://canva.link/vmf0f6qfyy6nt1j</w:t>
+      </w:r>
+      <w:bookmarkStart w:id="0" w:name="_GoBack"/>
+      <w:bookmarkEnd w:id="0"/>
+    </w:p>
     <w:sectPr>
       <w:pgSz w:w="11906" w:h="16838"/>
       <w:pgMar w:top="1417" w:right="1701" w:bottom="1417" w:left="1701" w:header="708" w:footer="708" w:gutter="0"/>
@@ -1223,7 +1431,7 @@
 </file>
 
 <file path=word/numbering.xml><?xml version="1.0" encoding="utf-8"?>
-<w:numbering xmlns:wpc="http://schemas.microsoft.com/office/word/2010/wordprocessingCanvas" xmlns:cx="http://schemas.microsoft.com/office/drawing/2014/chartex" xmlns:cx1="http://schemas.microsoft.com/office/drawing/2015/9/8/chartex" xmlns:cx2="http://schemas.microsoft.com/office/drawing/2015/10/21/chartex" xmlns:cx3="http://schemas.microsoft.com/office/drawing/2016/5/9/chartex" xmlns:cx4="http://schemas.microsoft.com/office/drawing/2016/5/10/chartex" xmlns:cx5="http://schemas.microsoft.com/office/drawing/2016/5/11/chartex" xmlns:cx6="http://schemas.microsoft.com/office/drawing/2016/5/12/chartex" xmlns:cx7="http://schemas.microsoft.com/office/drawing/2016/5/13/chartex" xmlns:cx8="http://schemas.microsoft.com/office/drawing/2016/5/14/chartex" xmlns:mc="http://schemas.openxmlformats.org/markup-compatibility/2006" xmlns:aink="http://schemas.microsoft.com/office/drawing/2016/ink" xmlns:am3d="http://schemas.microsoft.com/office/drawing/2017/model3d" xmlns:o="urn:schemas-microsoft-com:office:office" xmlns:oel="http://schemas.microsoft.com/office/2019/extlst" xmlns:r="http://schemas.openxmlformats.org/officeDocument/2006/relationships" xmlns:m="http://schemas.openxmlformats.org/officeDocument/2006/math" xmlns:v="urn:schemas-microsoft-com:vml" xmlns:wp14="http://schemas.microsoft.com/office/word/2010/wordprocessingDrawing" xmlns:wp="http://schemas.openxmlformats.org/drawingml/2006/wordprocessingDrawing" xmlns:w10="urn:schemas-microsoft-com:office:word" xmlns:w="http://schemas.openxmlformats.org/wordprocessingml/2006/main" xmlns:w14="http://schemas.microsoft.com/office/word/2010/wordml" xmlns:w15="http://schemas.microsoft.com/office/word/2012/wordml" xmlns:w16cex="http://schemas.microsoft.com/office/word/2018/wordml/cex" xmlns:w16cid="http://schemas.microsoft.com/office/word/2016/wordml/cid" xmlns:w16="http://schemas.microsoft.com/office/word/2018/wordml" xmlns:w16sdtdh="http://schemas.microsoft.com/office/word/2020/wordml/sdtdatahash" xmlns:w16se="http://schemas.microsoft.com/office/word/2015/wordml/symex" xmlns:wpg="http://schemas.microsoft.com/office/word/2010/wordprocessingGroup" xmlns:wpi="http://schemas.microsoft.com/office/word/2010/wordprocessingInk" xmlns:wne="http://schemas.microsoft.com/office/word/2006/wordml" xmlns:wps="http://schemas.microsoft.com/office/word/2010/wordprocessingShape" mc:Ignorable="w14 w15 w16se w16cid w16 w16cex w16sdtdh wp14">
+<w:numbering xmlns:wpc="http://schemas.microsoft.com/office/word/2010/wordprocessingCanvas" xmlns:cx="http://schemas.microsoft.com/office/drawing/2014/chartex" xmlns:mc="http://schemas.openxmlformats.org/markup-compatibility/2006" xmlns:o="urn:schemas-microsoft-com:office:office" xmlns:r="http://schemas.openxmlformats.org/officeDocument/2006/relationships" xmlns:m="http://schemas.openxmlformats.org/officeDocument/2006/math" xmlns:v="urn:schemas-microsoft-com:vml" xmlns:wp14="http://schemas.microsoft.com/office/word/2010/wordprocessingDrawing" xmlns:wp="http://schemas.openxmlformats.org/drawingml/2006/wordprocessingDrawing" xmlns:w10="urn:schemas-microsoft-com:office:word" xmlns:w="http://schemas.openxmlformats.org/wordprocessingml/2006/main" xmlns:w14="http://schemas.microsoft.com/office/word/2010/wordml" xmlns:w15="http://schemas.microsoft.com/office/word/2012/wordml" xmlns:w16se="http://schemas.microsoft.com/office/word/2015/wordml/symex" xmlns:wpg="http://schemas.microsoft.com/office/word/2010/wordprocessingGroup" xmlns:wpi="http://schemas.microsoft.com/office/word/2010/wordprocessingInk" xmlns:wne="http://schemas.microsoft.com/office/word/2006/wordml" xmlns:wps="http://schemas.microsoft.com/office/word/2010/wordprocessingShape" mc:Ignorable="w14 w15 w16se wp14">
   <w:abstractNum w:abstractNumId="0" w15:restartNumberingAfterBreak="0">
     <w:nsid w:val="00AA3B21"/>
     <w:multiLevelType w:val="multilevel"/>
@@ -3128,53 +3336,53 @@
       </w:pPr>
     </w:lvl>
   </w:abstractNum>
-  <w:num w:numId="1" w16cid:durableId="2140877922">
+  <w:num w:numId="1">
     <w:abstractNumId w:val="1"/>
   </w:num>
-  <w:num w:numId="2" w16cid:durableId="2008750815">
+  <w:num w:numId="2">
     <w:abstractNumId w:val="0"/>
   </w:num>
-  <w:num w:numId="3" w16cid:durableId="888343496">
+  <w:num w:numId="3">
     <w:abstractNumId w:val="4"/>
   </w:num>
-  <w:num w:numId="4" w16cid:durableId="873619892">
+  <w:num w:numId="4">
     <w:abstractNumId w:val="9"/>
   </w:num>
-  <w:num w:numId="5" w16cid:durableId="1288321319">
+  <w:num w:numId="5">
     <w:abstractNumId w:val="10"/>
   </w:num>
-  <w:num w:numId="6" w16cid:durableId="752900934">
+  <w:num w:numId="6">
     <w:abstractNumId w:val="12"/>
   </w:num>
-  <w:num w:numId="7" w16cid:durableId="1534419880">
+  <w:num w:numId="7">
     <w:abstractNumId w:val="3"/>
   </w:num>
-  <w:num w:numId="8" w16cid:durableId="1485588485">
+  <w:num w:numId="8">
     <w:abstractNumId w:val="8"/>
   </w:num>
-  <w:num w:numId="9" w16cid:durableId="941883865">
+  <w:num w:numId="9">
     <w:abstractNumId w:val="7"/>
   </w:num>
-  <w:num w:numId="10" w16cid:durableId="168643108">
+  <w:num w:numId="10">
     <w:abstractNumId w:val="5"/>
   </w:num>
-  <w:num w:numId="11" w16cid:durableId="355078740">
+  <w:num w:numId="11">
     <w:abstractNumId w:val="13"/>
   </w:num>
-  <w:num w:numId="12" w16cid:durableId="2130124184">
+  <w:num w:numId="12">
     <w:abstractNumId w:val="2"/>
   </w:num>
-  <w:num w:numId="13" w16cid:durableId="1159612519">
+  <w:num w:numId="13">
     <w:abstractNumId w:val="11"/>
   </w:num>
-  <w:num w:numId="14" w16cid:durableId="974945326">
+  <w:num w:numId="14">
     <w:abstractNumId w:val="6"/>
   </w:num>
 </w:numbering>
 </file>
 
 <file path=word/styles.xml><?xml version="1.0" encoding="utf-8"?>
-<w:styles xmlns:mc="http://schemas.openxmlformats.org/markup-compatibility/2006" xmlns:r="http://schemas.openxmlformats.org/officeDocument/2006/relationships" xmlns:w="http://schemas.openxmlformats.org/wordprocessingml/2006/main" xmlns:w14="http://schemas.microsoft.com/office/word/2010/wordml" xmlns:w15="http://schemas.microsoft.com/office/word/2012/wordml" xmlns:w16cex="http://schemas.microsoft.com/office/word/2018/wordml/cex" xmlns:w16cid="http://schemas.microsoft.com/office/word/2016/wordml/cid" xmlns:w16="http://schemas.microsoft.com/office/word/2018/wordml" xmlns:w16sdtdh="http://schemas.microsoft.com/office/word/2020/wordml/sdtdatahash" xmlns:w16se="http://schemas.microsoft.com/office/word/2015/wordml/symex" mc:Ignorable="w14 w15 w16se w16cid w16 w16cex w16sdtdh">
+<w:styles xmlns:mc="http://schemas.openxmlformats.org/markup-compatibility/2006" xmlns:r="http://schemas.openxmlformats.org/officeDocument/2006/relationships" xmlns:w="http://schemas.openxmlformats.org/wordprocessingml/2006/main" xmlns:w14="http://schemas.microsoft.com/office/word/2010/wordml" xmlns:w15="http://schemas.microsoft.com/office/word/2012/wordml" xmlns:w16se="http://schemas.microsoft.com/office/word/2015/wordml/symex" mc:Ignorable="w14 w15 w16se">
   <w:docDefaults>
     <w:rPrDefault>
       <w:rPr>
@@ -3192,7 +3400,7 @@
       </w:pPr>
     </w:pPrDefault>
   </w:docDefaults>
-  <w:latentStyles w:defLockedState="0" w:defUIPriority="99" w:defSemiHidden="0" w:defUnhideWhenUsed="0" w:defQFormat="0" w:count="376">
+  <w:latentStyles w:defLockedState="0" w:defUIPriority="99" w:defSemiHidden="0" w:defUnhideWhenUsed="0" w:defQFormat="0" w:count="371">
     <w:lsdException w:name="Normal" w:uiPriority="0" w:qFormat="1"/>
     <w:lsdException w:name="heading 1" w:uiPriority="9" w:qFormat="1"/>
     <w:lsdException w:name="heading 2" w:semiHidden="1" w:uiPriority="9" w:unhideWhenUsed="1" w:qFormat="1"/>
@@ -3564,11 +3772,6 @@
     <w:lsdException w:name="List Table 5 Dark Accent 6" w:uiPriority="50"/>
     <w:lsdException w:name="List Table 6 Colorful Accent 6" w:uiPriority="51"/>
     <w:lsdException w:name="List Table 7 Colorful Accent 6" w:uiPriority="52"/>
-    <w:lsdException w:name="Mention" w:semiHidden="1" w:unhideWhenUsed="1"/>
-    <w:lsdException w:name="Smart Hyperlink" w:semiHidden="1" w:unhideWhenUsed="1"/>
-    <w:lsdException w:name="Hashtag" w:semiHidden="1" w:unhideWhenUsed="1"/>
-    <w:lsdException w:name="Unresolved Mention" w:semiHidden="1" w:unhideWhenUsed="1"/>
-    <w:lsdException w:name="Smart Link" w:semiHidden="1" w:unhideWhenUsed="1"/>
   </w:latentStyles>
   <w:style w:type="paragraph" w:default="1" w:styleId="Normal">
     <w:name w:val="Normal"/>
@@ -3776,6 +3979,7 @@
   <w:style w:type="character" w:default="1" w:styleId="Fontepargpadro">
     <w:name w:val="Default Paragraph Font"/>
     <w:uiPriority w:val="1"/>
+    <w:semiHidden/>
     <w:unhideWhenUsed/>
   </w:style>
   <w:style w:type="table" w:default="1" w:styleId="Tabelanormal">
